--- a/artigos/ijgsi-tabuleiro/word/submissao/manuscript-anonymous.docx
+++ b/artigos/ijgsi-tabuleiro/word/submissao/manuscript-anonymous.docx
@@ -412,16 +412,651 @@
     </w:p>
     <w:bookmarkEnd w:id="23"/>
     <w:bookmarkEnd w:id="24"/>
-    <w:bookmarkStart w:id="36" w:name="the-model"/>
+    <w:bookmarkStart w:id="33" w:name="systematic-literature-review"/>
     <w:p>
       <w:pPr>
         <w:pStyle w:val="Heading1"/>
       </w:pPr>
       <w:r>
+        <w:t xml:space="preserve">Systematic literature review</w:t>
+      </w:r>
+    </w:p>
+    <w:p>
+      <w:pPr>
+        <w:pStyle w:val="FirstParagraph"/>
+      </w:pPr>
+      <w:r>
+        <w:t xml:space="preserve">We reviewed how analogue games have been used for media, information and AI literacy, and how tabletop play has been combined with generative AI, following the PRISMA 2020 reporting structure.</w:t>
+      </w:r>
+    </w:p>
+    <w:bookmarkStart w:id="25" w:name="search."/>
+    <w:p>
+      <w:pPr>
+        <w:pStyle w:val="Heading4"/>
+      </w:pPr>
+      <w:r>
+        <w:t xml:space="preserve">Search.</w:t>
+      </w:r>
+    </w:p>
+    <w:p>
+      <w:pPr>
+        <w:pStyle w:val="FirstParagraph"/>
+      </w:pPr>
+      <w:r>
+        <w:t xml:space="preserve">On 13 October 2026 we searched OpenAlex (title and abstract), arXiv (abstract) and Semantic Scholar (bulk search) for records from 2015 to 2026 that combine a game form (</w:t>
+      </w:r>
+      <w:r>
+        <w:t xml:space="preserve">“</w:t>
+      </w:r>
+      <w:r>
+        <w:t xml:space="preserve">board game</w:t>
+      </w:r>
+      <w:r>
+        <w:t xml:space="preserve">”</w:t>
+      </w:r>
+      <w:r>
+        <w:t xml:space="preserve">,</w:t>
+      </w:r>
+      <w:r>
+        <w:t xml:space="preserve"> </w:t>
+      </w:r>
+      <w:r>
+        <w:t xml:space="preserve">“</w:t>
+      </w:r>
+      <w:r>
+        <w:t xml:space="preserve">tabletop game</w:t>
+      </w:r>
+      <w:r>
+        <w:t xml:space="preserve">”</w:t>
+      </w:r>
+      <w:r>
+        <w:t xml:space="preserve">,</w:t>
+      </w:r>
+      <w:r>
+        <w:t xml:space="preserve"> </w:t>
+      </w:r>
+      <w:r>
+        <w:t xml:space="preserve">“</w:t>
+      </w:r>
+      <w:r>
+        <w:t xml:space="preserve">role-playing game</w:t>
+      </w:r>
+      <w:r>
+        <w:t xml:space="preserve">”</w:t>
+      </w:r>
+      <w:r>
+        <w:t xml:space="preserve">,</w:t>
+      </w:r>
+      <w:r>
+        <w:t xml:space="preserve"> </w:t>
+      </w:r>
+      <w:r>
+        <w:t xml:space="preserve">“</w:t>
+      </w:r>
+      <w:r>
+        <w:t xml:space="preserve">card game</w:t>
+      </w:r>
+      <w:r>
+        <w:t xml:space="preserve">”</w:t>
+      </w:r>
+      <w:r>
+        <w:t xml:space="preserve">,</w:t>
+      </w:r>
+      <w:r>
+        <w:t xml:space="preserve"> </w:t>
+      </w:r>
+      <w:r>
+        <w:t xml:space="preserve">“</w:t>
+      </w:r>
+      <w:r>
+        <w:t xml:space="preserve">tabletop role-playing</w:t>
+      </w:r>
+      <w:r>
+        <w:t xml:space="preserve">”</w:t>
+      </w:r>
+      <w:r>
+        <w:t xml:space="preserve">) with a literacy or AI term (</w:t>
+      </w:r>
+      <w:r>
+        <w:t xml:space="preserve">“</w:t>
+      </w:r>
+      <w:r>
+        <w:t xml:space="preserve">media literacy</w:t>
+      </w:r>
+      <w:r>
+        <w:t xml:space="preserve">”</w:t>
+      </w:r>
+      <w:r>
+        <w:t xml:space="preserve">,</w:t>
+      </w:r>
+      <w:r>
+        <w:t xml:space="preserve"> </w:t>
+      </w:r>
+      <w:r>
+        <w:t xml:space="preserve">“</w:t>
+      </w:r>
+      <w:r>
+        <w:t xml:space="preserve">information literacy</w:t>
+      </w:r>
+      <w:r>
+        <w:t xml:space="preserve">”</w:t>
+      </w:r>
+      <w:r>
+        <w:t xml:space="preserve">, misinformation, disinformation,</w:t>
+      </w:r>
+      <w:r>
+        <w:t xml:space="preserve"> </w:t>
+      </w:r>
+      <w:r>
+        <w:t xml:space="preserve">“</w:t>
+      </w:r>
+      <w:r>
+        <w:t xml:space="preserve">fake news</w:t>
+      </w:r>
+      <w:r>
+        <w:t xml:space="preserve">”</w:t>
+      </w:r>
+      <w:r>
+        <w:t xml:space="preserve">,</w:t>
+      </w:r>
+      <w:r>
+        <w:t xml:space="preserve"> </w:t>
+      </w:r>
+      <w:r>
+        <w:t xml:space="preserve">“</w:t>
+      </w:r>
+      <w:r>
+        <w:t xml:space="preserve">AI literacy</w:t>
+      </w:r>
+      <w:r>
+        <w:t xml:space="preserve">”</w:t>
+      </w:r>
+      <w:r>
+        <w:t xml:space="preserve">,</w:t>
+      </w:r>
+      <w:r>
+        <w:t xml:space="preserve"> </w:t>
+      </w:r>
+      <w:r>
+        <w:t xml:space="preserve">“</w:t>
+      </w:r>
+      <w:r>
+        <w:t xml:space="preserve">large language model</w:t>
+      </w:r>
+      <w:r>
+        <w:t xml:space="preserve">”</w:t>
+      </w:r>
+      <w:r>
+        <w:t xml:space="preserve">,</w:t>
+      </w:r>
+      <w:r>
+        <w:t xml:space="preserve"> </w:t>
+      </w:r>
+      <w:r>
+        <w:t xml:space="preserve">“</w:t>
+      </w:r>
+      <w:r>
+        <w:t xml:space="preserve">generative AI</w:t>
+      </w:r>
+      <w:r>
+        <w:t xml:space="preserve">”</w:t>
+      </w:r>
+      <w:r>
+        <w:t xml:space="preserve">). The exact strings, the raw responses and every screening decision are in the supplementary material and in the public repository.</w:t>
+      </w:r>
+    </w:p>
+    <w:bookmarkEnd w:id="25"/>
+    <w:bookmarkStart w:id="26" w:name="eligibility-criteria."/>
+    <w:p>
+      <w:pPr>
+        <w:pStyle w:val="Heading4"/>
+      </w:pPr>
+      <w:r>
+        <w:t xml:space="preserve">Eligibility criteria.</w:t>
+      </w:r>
+    </w:p>
+    <w:p>
+      <w:pPr>
+        <w:pStyle w:val="FirstParagraph"/>
+      </w:pPr>
+      <w:r>
+        <w:t xml:space="preserve">Records were included when they met all of the following: (I1) the study designs, uses or evaluates an analogue game (board, card or tabletop role-playing game, including hybrid analogue-digital versions), or a tabletop role-playing setting with generative AI; (I2) the game targets media, information, news or AI literacy, misinformation or critical thinking about information, or combines tabletop play with generative AI; (I3) it is a peer-reviewed article, conference paper or preprint in English, from 2015 to 2026. Records were excluded when the game was not analogue or tabletop (E1), when it had no literacy or generative-AI focus (E2), when AI merely played a board game as a benchmark (E3), when the record was not a research contribution (E4), or when it was not available in English (E5).</w:t>
+      </w:r>
+    </w:p>
+    <w:bookmarkEnd w:id="26"/>
+    <w:bookmarkStart w:id="27" w:name="process."/>
+    <w:p>
+      <w:pPr>
+        <w:pStyle w:val="Heading4"/>
+      </w:pPr>
+      <w:r>
+        <w:t xml:space="preserve">Process.</w:t>
+      </w:r>
+    </w:p>
+    <w:p>
+      <w:pPr>
+        <w:pStyle w:val="FirstParagraph"/>
+      </w:pPr>
+      <w:r>
+        <w:t xml:space="preserve">Duplicates were removed by DOI, arXiv identifier and title similarity; records without an abstract could not be screened. Titles and abstracts were screened by a language model (</w:t>
+      </w:r>
+      <w:r>
+        <w:rPr>
+          <w:rStyle w:val="VerbatimChar"/>
+        </w:rPr>
+        <w:t xml:space="preserve">claude-sonnet-5</w:t>
+      </w:r>
+      <w:r>
+        <w:t xml:space="preserve">) and the records that passed were assessed again, with stricter instructions, by a second model (</w:t>
+      </w:r>
+      <w:r>
+        <w:rPr>
+          <w:rStyle w:val="VerbatimChar"/>
+        </w:rPr>
+        <w:t xml:space="preserve">claude-opus-5-5</w:t>
+      </w:r>
+      <w:r>
+        <w:t xml:space="preserve">). Every decision was logged with its reason; one of the authors reread the full abstracts of the doubtful inclusions as a second reviewer, which changed one decision. Model-assisted screening is consistent and auditable, but it does not replace two independent human reviewers.</w:t>
+      </w:r>
+    </w:p>
+    <w:bookmarkEnd w:id="27"/>
+    <w:bookmarkStart w:id="31" w:name="results."/>
+    <w:p>
+      <w:pPr>
+        <w:pStyle w:val="Heading4"/>
+      </w:pPr>
+      <w:r>
+        <w:t xml:space="preserve">Results.</w:t>
+      </w:r>
+    </w:p>
+    <w:p>
+      <w:pPr>
+        <w:pStyle w:val="FirstParagraph"/>
+      </w:pPr>
+      <w:r>
+        <w:t xml:space="preserve">The searches returned 477 records (Figure 1). After removing 195 duplicates and 23 records without an abstract, 259 were screened, 106 were assessed for eligibility and 69 were included, in four groups.</w:t>
+      </w:r>
+    </w:p>
+    <w:p>
+      <w:pPr>
+        <w:pStyle w:val="BodyText"/>
+        <w:keepNext/>
+        <w:spacing w:before="240"/>
+        <w:ind w:firstLine="0"/>
+      </w:pPr>
+      <w:r>
+        <w:rPr>
+          <w:b/>
+          <w:bCs/>
+        </w:rPr>
+        <w:t xml:space="preserve">Figure 1</w:t>
+      </w:r>
+    </w:p>
+    <w:p>
+      <w:pPr>
+        <w:pStyle w:val="BodyText"/>
+        <w:keepNext/>
+        <w:ind w:firstLine="0"/>
+        <w:jc w:val="left"/>
+      </w:pPr>
+      <w:r>
+        <w:rPr>
+          <w:i/>
+          <w:iCs/>
+        </w:rPr>
+        <w:t xml:space="preserve">PRISMA 2020 flow diagram of the systematic review on analogue games for media, information and AI literacy and on tabletop play with generative AI.</w:t>
+      </w:r>
+    </w:p>
+    <w:p>
+      <w:pPr>
+        <w:pStyle w:val="BodyText"/>
+        <w:spacing w:line="240" w:lineRule="auto" w:after="240"/>
+        <w:ind w:firstLine="0"/>
+        <w:jc w:val="center"/>
+      </w:pPr>
+      <w:r>
+        <w:drawing>
+          <wp:inline>
+            <wp:extent cx="5334000" cy="5830186"/>
+            <wp:effectExtent b="0" l="0" r="0" t="0"/>
+            <wp:docPr descr="" title="" id="29" name="Picture"/>
+            <a:graphic>
+              <a:graphicData uri="http://schemas.openxmlformats.org/drawingml/2006/picture">
+                <pic:pic>
+                  <pic:nvPicPr>
+                    <pic:cNvPr descr="prisma.png" id="30" name="Picture"/>
+                    <pic:cNvPicPr>
+                      <a:picLocks noChangeArrowheads="1" noChangeAspect="1"/>
+                    </pic:cNvPicPr>
+                  </pic:nvPicPr>
+                  <pic:blipFill>
+                    <a:blip r:embed="rId28"/>
+                    <a:stretch>
+                      <a:fillRect/>
+                    </a:stretch>
+                  </pic:blipFill>
+                  <pic:spPr bwMode="auto">
+                    <a:xfrm>
+                      <a:off x="0" y="0"/>
+                      <a:ext cx="5334000" cy="5830186"/>
+                    </a:xfrm>
+                    <a:prstGeom prst="rect">
+                      <a:avLst/>
+                    </a:prstGeom>
+                    <a:noFill/>
+                    <a:ln w="9525">
+                      <a:noFill/>
+                      <a:headEnd/>
+                      <a:tailEnd/>
+                    </a:ln>
+                  </pic:spPr>
+                </pic:pic>
+              </a:graphicData>
+            </a:graphic>
+          </wp:inline>
+        </w:drawing>
+      </w:r>
+    </w:p>
+    <w:p>
+      <w:pPr>
+        <w:pStyle w:val="BodyText"/>
+      </w:pPr>
+      <w:r>
+        <w:rPr>
+          <w:i/>
+          <w:iCs/>
+        </w:rPr>
+        <w:t xml:space="preserve">Analogue games for media, information and news literacy</w:t>
+      </w:r>
+      <w:r>
+        <w:t xml:space="preserve"> </w:t>
+      </w:r>
+      <w:r>
+        <w:t xml:space="preserve">(23 studies). Board games have been designed to simulate real-world media dynamics in media and information literacy workshops, evaluated from the perspective of teachers and facilitators</w:t>
+      </w:r>
+      <w:r>
+        <w:t xml:space="preserve"> </w:t>
+      </w:r>
+      <w:r>
+        <w:t xml:space="preserve">(Tan et al., 2026a)</w:t>
+      </w:r>
+      <w:r>
+        <w:t xml:space="preserve"> </w:t>
+      </w:r>
+      <w:r>
+        <w:t xml:space="preserve">and with hundreds of students</w:t>
+      </w:r>
+      <w:r>
+        <w:t xml:space="preserve"> </w:t>
+      </w:r>
+      <w:r>
+        <w:t xml:space="preserve">(Tan et al., 2026b)</w:t>
+      </w:r>
+      <w:r>
+        <w:t xml:space="preserve">; to simulate journalistic work and test effects on news literacy and motivation</w:t>
+      </w:r>
+      <w:r>
+        <w:t xml:space="preserve"> </w:t>
+      </w:r>
+      <w:r>
+        <w:t xml:space="preserve">(Oehmer-Pedrazzi &amp; Pedrazzi, 2026)</w:t>
+      </w:r>
+      <w:r>
+        <w:t xml:space="preserve">; and to place players in a simulated post-truth context</w:t>
+      </w:r>
+      <w:r>
+        <w:t xml:space="preserve"> </w:t>
+      </w:r>
+      <w:r>
+        <w:t xml:space="preserve">(XIE et al., 2024)</w:t>
+      </w:r>
+      <w:r>
+        <w:t xml:space="preserve">. Quasi-experimental studies report gains in learning achievement and flow</w:t>
+      </w:r>
+      <w:r>
+        <w:t xml:space="preserve"> </w:t>
+      </w:r>
+      <w:r>
+        <w:t xml:space="preserve">(HSU &amp; ZHANG, 2023)</w:t>
+      </w:r>
+      <w:r>
+        <w:t xml:space="preserve"> </w:t>
+      </w:r>
+      <w:r>
+        <w:t xml:space="preserve">and compare competitive with cooperative play</w:t>
+      </w:r>
+      <w:r>
+        <w:t xml:space="preserve"> </w:t>
+      </w:r>
+      <w:r>
+        <w:t xml:space="preserve">(HSU &amp; Chiang, 2023)</w:t>
+      </w:r>
+      <w:r>
+        <w:t xml:space="preserve">. Card games address fake news directly</w:t>
+      </w:r>
+      <w:r>
+        <w:t xml:space="preserve"> </w:t>
+      </w:r>
+      <w:r>
+        <w:t xml:space="preserve">(Pomichal &amp; Trnka, 2022, 2023)</w:t>
+      </w:r>
+      <w:r>
+        <w:t xml:space="preserve">, and a board game based on inoculation theory helped mothers resist misinformation about breastfeeding</w:t>
+      </w:r>
+      <w:r>
+        <w:t xml:space="preserve"> </w:t>
+      </w:r>
+      <w:r>
+        <w:t xml:space="preserve">(Natoli, 2015)</w:t>
+      </w:r>
+      <w:r>
+        <w:t xml:space="preserve">.</w:t>
+      </w:r>
+    </w:p>
+    <w:p>
+      <w:pPr>
+        <w:pStyle w:val="BodyText"/>
+      </w:pPr>
+      <w:r>
+        <w:rPr>
+          <w:i/>
+          <w:iCs/>
+        </w:rPr>
+        <w:t xml:space="preserve">Analogue games for AI literacy</w:t>
+      </w:r>
+      <w:r>
+        <w:t xml:space="preserve"> </w:t>
+      </w:r>
+      <w:r>
+        <w:t xml:space="preserve">(11 studies). Non-digital board and card games teach AI concepts and ethics without devices: a family board game aimed at lowering the digital divide</w:t>
+      </w:r>
+      <w:r>
+        <w:t xml:space="preserve"> </w:t>
+      </w:r>
+      <w:r>
+        <w:t xml:space="preserve">(Ding &amp; Holland, 2025)</w:t>
+      </w:r>
+      <w:r>
+        <w:t xml:space="preserve">, a card game in which players audit the harms of AI products</w:t>
+      </w:r>
+      <w:r>
+        <w:t xml:space="preserve"> </w:t>
+      </w:r>
+      <w:r>
+        <w:t xml:space="preserve">(Ali et al., 2023)</w:t>
+      </w:r>
+      <w:r>
+        <w:t xml:space="preserve">, an unplugged card game on embeddings</w:t>
+      </w:r>
+      <w:r>
+        <w:t xml:space="preserve"> </w:t>
+      </w:r>
+      <w:r>
+        <w:t xml:space="preserve">(Vandenberg et al., 2026)</w:t>
+      </w:r>
+      <w:r>
+        <w:t xml:space="preserve"> </w:t>
+      </w:r>
+      <w:r>
+        <w:t xml:space="preserve">and a Turing-test role-play used in a school without computers</w:t>
+      </w:r>
+      <w:r>
+        <w:t xml:space="preserve"> </w:t>
+      </w:r>
+      <w:r>
+        <w:t xml:space="preserve">(Sankpo &amp; Kyei Asamoa, 2026)</w:t>
+      </w:r>
+      <w:r>
+        <w:t xml:space="preserve">. A board game with NFC-tagged pawns lets young children co-create stories with an AI</w:t>
+      </w:r>
+      <w:r>
+        <w:t xml:space="preserve"> </w:t>
+      </w:r>
+      <w:r>
+        <w:t xml:space="preserve">(Choi et al., 2025)</w:t>
+      </w:r>
+      <w:r>
+        <w:t xml:space="preserve">.</w:t>
+      </w:r>
+    </w:p>
+    <w:p>
+      <w:pPr>
+        <w:pStyle w:val="BodyText"/>
+      </w:pPr>
+      <w:r>
+        <w:rPr>
+          <w:i/>
+          <w:iCs/>
+        </w:rPr>
+        <w:t xml:space="preserve">Generative AI in tabletop role-play</w:t>
+      </w:r>
+      <w:r>
+        <w:t xml:space="preserve"> </w:t>
+      </w:r>
+      <w:r>
+        <w:t xml:space="preserve">(26 studies). Most of this work supports or replaces the game master: language models assist Dungeon Masters with information and inspiration</w:t>
+      </w:r>
+      <w:r>
+        <w:t xml:space="preserve"> </w:t>
+      </w:r>
+      <w:r>
+        <w:t xml:space="preserve">(Zhu et al., 2023)</w:t>
+      </w:r>
+      <w:r>
+        <w:t xml:space="preserve">, act as game masters</w:t>
+      </w:r>
+      <w:r>
+        <w:t xml:space="preserve"> </w:t>
+      </w:r>
+      <w:r>
+        <w:t xml:space="preserve">(Triyason, 2023)</w:t>
+      </w:r>
+      <w:r>
+        <w:t xml:space="preserve">, or are combined in multi-agent systems that reduce some errors but introduce others, such as rule violations and spoilers</w:t>
+      </w:r>
+      <w:r>
+        <w:t xml:space="preserve"> </w:t>
+      </w:r>
+      <w:r>
+        <w:t xml:space="preserve">(Association for Computational Linguistics 2025 et al., 2025)</w:t>
+      </w:r>
+      <w:r>
+        <w:t xml:space="preserve">. Other systems replace players who leave the table</w:t>
+      </w:r>
+      <w:r>
+        <w:t xml:space="preserve"> </w:t>
+      </w:r>
+      <w:r>
+        <w:t xml:space="preserve">(Xin &amp; Kimiya, 2025)</w:t>
+      </w:r>
+      <w:r>
+        <w:t xml:space="preserve">, or combine physical cards with generative AI that keeps a group story coherent</w:t>
+      </w:r>
+      <w:r>
+        <w:t xml:space="preserve"> </w:t>
+      </w:r>
+      <w:r>
+        <w:t xml:space="preserve">(Zhang et al., 2026)</w:t>
+      </w:r>
+      <w:r>
+        <w:t xml:space="preserve">; design studies discuss how such companions could change collaborative storytelling</w:t>
+      </w:r>
+      <w:r>
+        <w:t xml:space="preserve"> </w:t>
+      </w:r>
+      <w:r>
+        <w:t xml:space="preserve">(Santiago et al., 2023)</w:t>
+      </w:r>
+      <w:r>
+        <w:t xml:space="preserve">.</w:t>
+      </w:r>
+    </w:p>
+    <w:p>
+      <w:pPr>
+        <w:pStyle w:val="BodyText"/>
+      </w:pPr>
+      <w:r>
+        <w:rPr>
+          <w:i/>
+          <w:iCs/>
+        </w:rPr>
+        <w:t xml:space="preserve">Generative AI in game design</w:t>
+      </w:r>
+      <w:r>
+        <w:t xml:space="preserve"> </w:t>
+      </w:r>
+      <w:r>
+        <w:t xml:space="preserve">(9 studies). Generative AI is also used to design and adapt educational board games</w:t>
+      </w:r>
+      <w:r>
+        <w:t xml:space="preserve"> </w:t>
+      </w:r>
+      <w:r>
+        <w:t xml:space="preserve">(Gatti Junior et al., 2023)</w:t>
+      </w:r>
+      <w:r>
+        <w:t xml:space="preserve">; in one case study it reduced the teacher’s workload</w:t>
+      </w:r>
+      <w:r>
+        <w:t xml:space="preserve"> </w:t>
+      </w:r>
+      <w:r>
+        <w:t xml:space="preserve">(Amarilli &amp; Timakova, 2024)</w:t>
+      </w:r>
+      <w:r>
+        <w:t xml:space="preserve">.</w:t>
+      </w:r>
+    </w:p>
+    <w:bookmarkEnd w:id="31"/>
+    <w:bookmarkStart w:id="32" w:name="gap."/>
+    <w:p>
+      <w:pPr>
+        <w:pStyle w:val="Heading4"/>
+      </w:pPr>
+      <w:r>
+        <w:t xml:space="preserve">Gap.</w:t>
+      </w:r>
+    </w:p>
+    <w:p>
+      <w:pPr>
+        <w:pStyle w:val="FirstParagraph"/>
+      </w:pPr>
+      <w:r>
+        <w:t xml:space="preserve">The media-literacy games in the review simulate media dynamics and evaluate knowledge, attitudes, motivation or flow; none of the abstracts describes a game whose spatial and informational rules let players see how a shared account forms, or one that leaves an inspectable record of it. The generative-AI studies focus on assisting or replacing the game master; few combine physical play with AI characters at the same table, and none uses that combination to compare how humans and AI relate events. The board proposed here addresses these gaps.</w:t>
+      </w:r>
+    </w:p>
+    <w:bookmarkEnd w:id="32"/>
+    <w:bookmarkEnd w:id="33"/>
+    <w:bookmarkStart w:id="45" w:name="the-model"/>
+    <w:p>
+      <w:pPr>
+        <w:pStyle w:val="Heading1"/>
+      </w:pPr>
+      <w:r>
         <w:t xml:space="preserve">The model</w:t>
       </w:r>
     </w:p>
-    <w:bookmarkStart w:id="28" w:name="the-board-as-a-matrix"/>
+    <w:bookmarkStart w:id="37" w:name="the-board-as-a-matrix"/>
     <w:p>
       <w:pPr>
         <w:pStyle w:val="Heading2"/>
@@ -480,7 +1115,7 @@
         <w:t xml:space="preserve">place</w:t>
       </w:r>
       <w:r>
-        <w:t xml:space="preserve">; a place is a connected region of cells with a name and a description, such as the warehouse, the customs house or the chapel (Figure 1). Two non-barrier cells are adjacent when they share a side; hexagonal and eight-neighbour boards fit the same framework. The board is therefore a graph</w:t>
+        <w:t xml:space="preserve">; a place is a connected region of cells with a name and a description, such as the warehouse, the customs house or the chapel (Figure 2). Two non-barrier cells are adjacent when they share a side; hexagonal and eight-neighbour boards fit the same framework. The board is therefore a graph</w:t>
       </w:r>
       <w:r>
         <w:t xml:space="preserve"> </w:t>
@@ -984,7 +1619,7 @@
           <w:b/>
           <w:bCs/>
         </w:rPr>
-        <w:t xml:space="preserve">Figure 1</w:t>
+        <w:t xml:space="preserve">Figure 2</w:t>
       </w:r>
     </w:p>
     <w:p>
@@ -1014,18 +1649,18 @@
           <wp:inline>
             <wp:extent cx="3239999" cy="3854032"/>
             <wp:effectExtent b="0" l="0" r="0" t="0"/>
-            <wp:docPr descr="" title="" id="26" name="Picture"/>
+            <wp:docPr descr="" title="" id="35" name="Picture"/>
             <a:graphic>
               <a:graphicData uri="http://schemas.openxmlformats.org/drawingml/2006/picture">
                 <pic:pic>
                   <pic:nvPicPr>
-                    <pic:cNvPr descr="tabuleiro.png" id="27" name="Picture"/>
+                    <pic:cNvPr descr="tabuleiro.png" id="36" name="Picture"/>
                     <pic:cNvPicPr>
                       <a:picLocks noChangeArrowheads="1" noChangeAspect="1"/>
                     </pic:cNvPicPr>
                   </pic:nvPicPr>
                   <pic:blipFill>
-                    <a:blip r:embed="rId25"/>
+                    <a:blip r:embed="rId34"/>
                     <a:stretch>
                       <a:fillRect/>
                     </a:stretch>
@@ -1052,8 +1687,8 @@
         </w:drawing>
       </w:r>
     </w:p>
-    <w:bookmarkEnd w:id="28"/>
-    <w:bookmarkStart w:id="29" w:name="characters-encounters-and-knowledge"/>
+    <w:bookmarkEnd w:id="37"/>
+    <w:bookmarkStart w:id="38" w:name="characters-encounters-and-knowledge"/>
     <w:p>
       <w:pPr>
         <w:pStyle w:val="Heading2"/>
@@ -1427,8 +2062,8 @@
         <w:t xml:space="preserve">.</w:t>
       </w:r>
     </w:p>
-    <w:bookmarkEnd w:id="29"/>
-    <w:bookmarkStart w:id="33" w:name="events-and-the-causal-graph"/>
+    <w:bookmarkEnd w:id="38"/>
+    <w:bookmarkStart w:id="42" w:name="events-and-the-causal-graph"/>
     <w:p>
       <w:pPr>
         <w:pStyle w:val="Heading2"/>
@@ -1792,7 +2427,7 @@
         <w:t xml:space="preserve"> </w:t>
       </w:r>
       <w:r>
-        <w:t xml:space="preserve">when it stops receiving new events for three turns. The three graphs are nested (Figure 2): the board</w:t>
+        <w:t xml:space="preserve">when it stops receiving new events for three turns. The three graphs are nested (Figure 3): the board</w:t>
       </w:r>
       <w:r>
         <w:t xml:space="preserve"> </w:t>
@@ -1865,7 +2500,7 @@
           <w:b/>
           <w:bCs/>
         </w:rPr>
-        <w:t xml:space="preserve">Figure 2</w:t>
+        <w:t xml:space="preserve">Figure 3</w:t>
       </w:r>
     </w:p>
     <w:p>
@@ -1925,18 +2560,18 @@
           <wp:inline>
             <wp:extent cx="5334000" cy="1647313"/>
             <wp:effectExtent b="0" l="0" r="0" t="0"/>
-            <wp:docPr descr="" title="" id="31" name="Picture"/>
+            <wp:docPr descr="" title="" id="40" name="Picture"/>
             <a:graphic>
               <a:graphicData uri="http://schemas.openxmlformats.org/drawingml/2006/picture">
                 <pic:pic>
                   <pic:nvPicPr>
-                    <pic:cNvPr descr="camadas.png" id="32" name="Picture"/>
+                    <pic:cNvPr descr="camadas.png" id="41" name="Picture"/>
                     <pic:cNvPicPr>
                       <a:picLocks noChangeArrowheads="1" noChangeAspect="1"/>
                     </pic:cNvPicPr>
                   </pic:nvPicPr>
                   <pic:blipFill>
-                    <a:blip r:embed="rId30"/>
+                    <a:blip r:embed="rId39"/>
                     <a:stretch>
                       <a:fillRect/>
                     </a:stretch>
@@ -1963,8 +2598,8 @@
         </w:drawing>
       </w:r>
     </w:p>
-    <w:bookmarkEnd w:id="33"/>
-    <w:bookmarkStart w:id="34" w:name="what-the-model-makes-visible"/>
+    <w:bookmarkEnd w:id="42"/>
+    <w:bookmarkStart w:id="43" w:name="what-the-model-makes-visible"/>
     <w:p>
       <w:pPr>
         <w:pStyle w:val="Heading2"/>
@@ -2020,8 +2655,8 @@
         <w:t xml:space="preserve">: the shape of the resulting story, which emerges from the first two. A rumour that spreads widely may do so because it was told in the place everyone passes through, because those who heard it chose to repeat it, or because the network had no other route. On the board, each of these explanations corresponds to something that can be pointed at.</w:t>
       </w:r>
     </w:p>
-    <w:bookmarkEnd w:id="34"/>
-    <w:bookmarkStart w:id="35" w:name="a-worked-example"/>
+    <w:bookmarkEnd w:id="43"/>
+    <w:bookmarkStart w:id="44" w:name="a-worked-example"/>
     <w:p>
       <w:pPr>
         <w:pStyle w:val="Heading2"/>
@@ -2061,9 +2696,9 @@
         <w:t xml:space="preserve">In the omniscient simulator, every character could cite every one of these events. On the board, each citation needs a route. The captain can cite the bribe because he received it in person. Whether he can cite the inspector’s inquiry depends on whether he was in the customs house, or met someone who was, before acting. The widow, who was at the warehouse on day 1 but not at the customs house on day 2, cannot know about the bribe unless someone tells her; if she later acts on it, the yarn will show who told her and where. The same sequence, replayed on the board, thus produces a causal graph in which every link has a visible explanation in space and time, and in which the merger of the two storylines happens where the board says it can: in the warehouse, the place the merchant’s objective points to, where the captain goes to seal it, made possible by what the two of them did in the customs house the day before.</w:t>
       </w:r>
     </w:p>
-    <w:bookmarkEnd w:id="35"/>
-    <w:bookmarkEnd w:id="36"/>
-    <w:bookmarkStart w:id="41" w:name="proof-of-concept-with-synthetic-agents"/>
+    <w:bookmarkEnd w:id="44"/>
+    <w:bookmarkEnd w:id="45"/>
+    <w:bookmarkStart w:id="53" w:name="proof-of-concept-with-synthetic-agents"/>
     <w:p>
       <w:pPr>
         <w:pStyle w:val="Heading1"/>
@@ -2145,7 +2780,7 @@
           <w:b/>
           <w:bCs/>
         </w:rPr>
-        <w:t xml:space="preserve">Figure 3</w:t>
+        <w:t xml:space="preserve">Figure 4</w:t>
       </w:r>
     </w:p>
     <w:p>
@@ -2175,18 +2810,18 @@
           <wp:inline>
             <wp:extent cx="5334000" cy="2833687"/>
             <wp:effectExtent b="0" l="0" r="0" t="0"/>
-            <wp:docPr descr="" title="" id="38" name="Picture"/>
+            <wp:docPr descr="" title="" id="47" name="Picture"/>
             <a:graphic>
               <a:graphicData uri="http://schemas.openxmlformats.org/drawingml/2006/picture">
                 <pic:pic>
                   <pic:nvPicPr>
-                    <pic:cNvPr descr="linhas_por_condicao.png" id="39" name="Picture"/>
+                    <pic:cNvPr descr="linhas_por_condicao.png" id="48" name="Picture"/>
                     <pic:cNvPicPr>
                       <a:picLocks noChangeArrowheads="1" noChangeAspect="1"/>
                     </pic:cNvPicPr>
                   </pic:nvPicPr>
                   <pic:blipFill>
-                    <a:blip r:embed="rId37"/>
+                    <a:blip r:embed="rId46"/>
                     <a:stretch>
                       <a:fillRect/>
                     </a:stretch>
@@ -2938,7 +3573,7 @@
         <w:pStyle w:val="BodyText"/>
       </w:pPr>
       <w:r>
-        <w:t xml:space="preserve">Three results stand out (Figure 3, Table 1).</w:t>
+        <w:t xml:space="preserve">Three results stand out (Figure 4, Table 1).</w:t>
       </w:r>
     </w:p>
     <w:p>
@@ -3000,10 +3635,98 @@
         <w:pStyle w:val="BodyText"/>
       </w:pPr>
       <w:r>
+        <w:t xml:space="preserve">Figure 5 shows what these differences look like on the table after eight turns of one run of each condition: with the board rules alone, the yarn forms a single bundle around the attractor places; with world-event cards and the focus rule, several bundles of different colours stay apart.</w:t>
+      </w:r>
+    </w:p>
+    <w:p>
+      <w:pPr>
+        <w:pStyle w:val="BodyText"/>
+        <w:keepNext/>
+        <w:spacing w:before="240"/>
+        <w:ind w:firstLine="0"/>
+      </w:pPr>
+      <w:r>
+        <w:rPr>
+          <w:b/>
+          <w:bCs/>
+        </w:rPr>
+        <w:t xml:space="preserve">Figure 5</w:t>
+      </w:r>
+    </w:p>
+    <w:p>
+      <w:pPr>
+        <w:pStyle w:val="BodyText"/>
+        <w:keepNext/>
+        <w:ind w:firstLine="0"/>
+        <w:jc w:val="left"/>
+      </w:pPr>
+      <w:r>
+        <w:rPr>
+          <w:i/>
+          <w:iCs/>
+        </w:rPr>
+        <w:t xml:space="preserve">The table after eight turns in one run of the synthetic proof of concept, under two conditions. Rectangles are event cards placed on the cell where they happened, diamonds are world-event cards, and lines are the yarn between each card and the cards it cites, coloured by the storyline the card belongs to at the end.</w:t>
+      </w:r>
+    </w:p>
+    <w:p>
+      <w:pPr>
+        <w:pStyle w:val="BodyText"/>
+        <w:spacing w:line="240" w:lineRule="auto" w:after="240"/>
+        <w:ind w:firstLine="0"/>
+        <w:jc w:val="center"/>
+      </w:pPr>
+      <w:r>
+        <w:drawing>
+          <wp:inline>
+            <wp:extent cx="5334000" cy="2618509"/>
+            <wp:effectExtent b="0" l="0" r="0" t="0"/>
+            <wp:docPr descr="" title="" id="50" name="Picture"/>
+            <a:graphic>
+              <a:graphicData uri="http://schemas.openxmlformats.org/drawingml/2006/picture">
+                <pic:pic>
+                  <pic:nvPicPr>
+                    <pic:cNvPr descr="mesa.png" id="51" name="Picture"/>
+                    <pic:cNvPicPr>
+                      <a:picLocks noChangeArrowheads="1" noChangeAspect="1"/>
+                    </pic:cNvPicPr>
+                  </pic:nvPicPr>
+                  <pic:blipFill>
+                    <a:blip r:embed="rId49"/>
+                    <a:stretch>
+                      <a:fillRect/>
+                    </a:stretch>
+                  </pic:blipFill>
+                  <pic:spPr bwMode="auto">
+                    <a:xfrm>
+                      <a:off x="0" y="0"/>
+                      <a:ext cx="5334000" cy="2618509"/>
+                    </a:xfrm>
+                    <a:prstGeom prst="rect">
+                      <a:avLst/>
+                    </a:prstGeom>
+                    <a:noFill/>
+                    <a:ln w="9525">
+                      <a:noFill/>
+                      <a:headEnd/>
+                      <a:tailEnd/>
+                    </a:ln>
+                  </pic:spPr>
+                </pic:pic>
+              </a:graphicData>
+            </a:graphic>
+          </wp:inline>
+        </w:drawing>
+      </w:r>
+    </w:p>
+    <w:p>
+      <w:pPr>
+        <w:pStyle w:val="BodyText"/>
+      </w:pPr>
+      <w:r>
         <w:t xml:space="preserve">The proof of concept has obvious limits: synthetic characters choose at random and have no premises in the textual sense. Its value is to separate what the board can do from what content does, and to tell us which mechanics are worth taking to a classroom.</w:t>
       </w:r>
     </w:p>
-    <w:bookmarkStart w:id="40" w:name="from-findings-to-mechanics"/>
+    <w:bookmarkStart w:id="52" w:name="from-findings-to-mechanics"/>
     <w:p>
       <w:pPr>
         <w:pStyle w:val="Heading2"/>
@@ -3452,9 +4175,9 @@
         </w:tc>
       </w:tr>
     </w:tbl>
-    <w:bookmarkEnd w:id="40"/>
-    <w:bookmarkEnd w:id="41"/>
-    <w:bookmarkStart w:id="42" w:name="sec:kit"/>
+    <w:bookmarkEnd w:id="52"/>
+    <w:bookmarkEnd w:id="53"/>
+    <w:bookmarkStart w:id="57" w:name="sec:kit"/>
     <w:p>
       <w:pPr>
         <w:pStyle w:val="Heading1"/>
@@ -3481,12 +4204,92 @@
         <w:t xml:space="preserve">event cards</w:t>
       </w:r>
       <w:r>
-        <w:t xml:space="preserve">, on which a player writes what the character does, the turn and the identifier of each cause; coloured yarn, which connects each event card to the cards it cites; a deck of world-event cards; and screens that hide each player’s known cards.</w:t>
+        <w:t xml:space="preserve">, on which a player writes what the character does, the turn and the identifier of each cause; coloured yarn, which connects each event card to the cards it cites; a deck of world-event cards; and screens that hide each player’s known cards. Figure 6 shows the main components.</w:t>
       </w:r>
     </w:p>
     <w:p>
       <w:pPr>
         <w:pStyle w:val="BodyText"/>
+        <w:keepNext/>
+        <w:spacing w:before="240"/>
+        <w:ind w:firstLine="0"/>
+      </w:pPr>
+      <w:r>
+        <w:rPr>
+          <w:b/>
+          <w:bCs/>
+        </w:rPr>
+        <w:t xml:space="preserve">Figure 6</w:t>
+      </w:r>
+    </w:p>
+    <w:p>
+      <w:pPr>
+        <w:pStyle w:val="BodyText"/>
+        <w:keepNext/>
+        <w:ind w:firstLine="0"/>
+        <w:jc w:val="left"/>
+      </w:pPr>
+      <w:r>
+        <w:rPr>
+          <w:i/>
+          <w:iCs/>
+        </w:rPr>
+        <w:t xml:space="preserve">Components of the physical kit: (a) a character sheet with objective, secret and beliefs; (b) an event card, with turn, cell, character, action and the identifiers of the cards it cites; (c) a world-event card, which has no cause; (d) on the table, each event card sits on the cell where it happened and yarn ties it to the cards it cites. Card 14, in the warehouse, cites three cards from the customs house: the yarn shows that its author could only know about them because he was there.</w:t>
+      </w:r>
+    </w:p>
+    <w:p>
+      <w:pPr>
+        <w:pStyle w:val="BodyText"/>
+        <w:spacing w:line="240" w:lineRule="auto" w:after="240"/>
+        <w:ind w:firstLine="0"/>
+        <w:jc w:val="center"/>
+      </w:pPr>
+      <w:r>
+        <w:drawing>
+          <wp:inline>
+            <wp:extent cx="5334000" cy="3668479"/>
+            <wp:effectExtent b="0" l="0" r="0" t="0"/>
+            <wp:docPr descr="" title="" id="55" name="Picture"/>
+            <a:graphic>
+              <a:graphicData uri="http://schemas.openxmlformats.org/drawingml/2006/picture">
+                <pic:pic>
+                  <pic:nvPicPr>
+                    <pic:cNvPr descr="kit.png" id="56" name="Picture"/>
+                    <pic:cNvPicPr>
+                      <a:picLocks noChangeArrowheads="1" noChangeAspect="1"/>
+                    </pic:cNvPicPr>
+                  </pic:nvPicPr>
+                  <pic:blipFill>
+                    <a:blip r:embed="rId54"/>
+                    <a:stretch>
+                      <a:fillRect/>
+                    </a:stretch>
+                  </pic:blipFill>
+                  <pic:spPr bwMode="auto">
+                    <a:xfrm>
+                      <a:off x="0" y="0"/>
+                      <a:ext cx="5334000" cy="3668479"/>
+                    </a:xfrm>
+                    <a:prstGeom prst="rect">
+                      <a:avLst/>
+                    </a:prstGeom>
+                    <a:noFill/>
+                    <a:ln w="9525">
+                      <a:noFill/>
+                      <a:headEnd/>
+                      <a:tailEnd/>
+                    </a:ln>
+                  </pic:spPr>
+                </pic:pic>
+              </a:graphicData>
+            </a:graphic>
+          </wp:inline>
+        </w:drawing>
+      </w:r>
+    </w:p>
+    <w:p>
+      <w:pPr>
+        <w:pStyle w:val="BodyText"/>
       </w:pPr>
       <w:r>
         <w:t xml:space="preserve">A turn has four steps. First, characters move up to a fixed number of cells. Second, the facilitator reveals world-event cards in the drawn cells. Third, each player writes an event card and places it on the cell where it happens; the card’s causes must be cards the character knows, and the facilitator ties the yarn. Fourth, knowledge is updated: a player adds to their hand the cards placed within their token’s perception radius, and players whose tokens meet may show each other cards from their hands. Optional rules switch the focus rule on or off, or change the radius and the number of world-event cards. Varying these rules between rounds is part of the learning design, as the classroom protocol below describes.</w:t>
@@ -3516,8 +4319,8 @@
         <w:t xml:space="preserve">the causal graph.</w:t>
       </w:r>
     </w:p>
-    <w:bookmarkEnd w:id="42"/>
-    <w:bookmarkStart w:id="50" w:name="sec:aula"/>
+    <w:bookmarkEnd w:id="57"/>
+    <w:bookmarkStart w:id="65" w:name="sec:aula"/>
     <w:p>
       <w:pPr>
         <w:pStyle w:val="Heading1"/>
@@ -3526,7 +4329,7 @@
         <w:t xml:space="preserve">A classroom protocol</w:t>
       </w:r>
     </w:p>
-    <w:bookmarkStart w:id="43" w:name="learning-objectives"/>
+    <w:bookmarkStart w:id="58" w:name="learning-objectives"/>
     <w:p>
       <w:pPr>
         <w:pStyle w:val="Heading2"/>
@@ -3596,8 +4399,8 @@
         <w:t xml:space="preserve">propose and test changes to the rules of a community (more sources, more routes, norms of attribution) that would preserve a plurality of accounts.</w:t>
       </w:r>
     </w:p>
-    <w:bookmarkEnd w:id="43"/>
-    <w:bookmarkStart w:id="44" w:name="a-session-of-100-minutes"/>
+    <w:bookmarkEnd w:id="58"/>
+    <w:bookmarkStart w:id="59" w:name="a-session-of-100-minutes"/>
     <w:p>
       <w:pPr>
         <w:pStyle w:val="Heading2"/>
@@ -3746,8 +4549,8 @@
         <w:t xml:space="preserve">The discussion connects the board to media they know: a group chat in which one message ties every conversation together, a recommendation feed that routes everyone through the same few channels, or a chatbot that, like the AI characters, connects whatever it is shown. The closing question is what a community, or a platform, could change in its rules to keep more than one account alive.</w:t>
       </w:r>
     </w:p>
-    <w:bookmarkEnd w:id="44"/>
-    <w:bookmarkStart w:id="45" w:name="the-facilitators-role"/>
+    <w:bookmarkEnd w:id="59"/>
+    <w:bookmarkStart w:id="60" w:name="the-facilitators-role"/>
     <w:p>
       <w:pPr>
         <w:pStyle w:val="Heading2"/>
@@ -3764,8 +4567,8 @@
         <w:t xml:space="preserve">The facilitator, usually the teacher, does not narrate the story. Their role is to keep the rules: checking that each card cites only cards its author knows, tying the yarn, revealing world-event cards, and, in hybrid tables, passing the AI characters’ knowledge to the simulator and their actions back to the table. This deliberately removes the figure of an omniscient game master, whose presence would reintroduce the single point of view that the board is meant to break. Preparation takes about an hour: printing the board and the cards, reading the two scenarios, and, for hybrid tables, testing the simulator with the chosen model. A short facilitator guide, with the rules on one page and the debrief questions below, accompanies the kit.</w:t>
       </w:r>
     </w:p>
-    <w:bookmarkEnd w:id="45"/>
-    <w:bookmarkStart w:id="46" w:name="debrief-questions"/>
+    <w:bookmarkEnd w:id="60"/>
+    <w:bookmarkStart w:id="61" w:name="debrief-questions"/>
     <w:p>
       <w:pPr>
         <w:pStyle w:val="Heading2"/>
@@ -3872,8 +4675,8 @@
         <w:t xml:space="preserve">that everyone passes through? Which messages work like the card that ties everything together? What rule would you add to a group chat, or to a platform, to keep more than one account alive?</w:t>
       </w:r>
     </w:p>
-    <w:bookmarkEnd w:id="46"/>
-    <w:bookmarkStart w:id="47" w:name="a-low-tech-version"/>
+    <w:bookmarkEnd w:id="61"/>
+    <w:bookmarkStart w:id="62" w:name="a-low-tech-version"/>
     <w:p>
       <w:pPr>
         <w:pStyle w:val="Heading2"/>
@@ -3908,8 +4711,8 @@
         <w:t xml:space="preserve">character who, unlike the others, sees every card on the table and must cite at least two of them. This character reproduces, by rule, the behaviour that the companion study observed in language-model agents, and lets students discuss AI-like omniscience without using AI.</w:t>
       </w:r>
     </w:p>
-    <w:bookmarkEnd w:id="47"/>
-    <w:bookmarkStart w:id="48" w:name="using-generative-ai-with-students"/>
+    <w:bookmarkEnd w:id="62"/>
+    <w:bookmarkStart w:id="63" w:name="using-generative-ai-with-students"/>
     <w:p>
       <w:pPr>
         <w:pStyle w:val="Heading2"/>
@@ -3926,8 +4729,8 @@
         <w:t xml:space="preserve">Hybrid tables bring generative AI into the classroom, and with it questions of privacy and control. The protocol is designed so that no personal data reach the model: the AI characters receive only the fictional cards they know, never students’ names or writing beyond the event cards of the game. The simulator also runs with open models on a local machine, which avoids sending any classroom content to an external service and keeps the activity possible where commercial services are restricted. The teacher decides which characters, if any, are played by AI, and every AI action passes through the facilitator before it becomes a card on the table, so the model never addresses students directly. Finally, the AI characters are presented as what they are, programs that write plausible actions from what they are given, which is itself part of the learning objective: students compare how these characters relate events with how they themselves do.</w:t>
       </w:r>
     </w:p>
-    <w:bookmarkEnd w:id="48"/>
-    <w:bookmarkStart w:id="49" w:name="accessibility"/>
+    <w:bookmarkEnd w:id="63"/>
+    <w:bookmarkStart w:id="64" w:name="accessibility"/>
     <w:p>
       <w:pPr>
         <w:pStyle w:val="Heading2"/>
@@ -3944,9 +4747,9 @@
         <w:t xml:space="preserve">Cards can be printed in large type and read aloud; tokens can carry tactile marks; and the number of turns can be reduced for younger players. Writing an event card can be replaced by telling it to a scribe. The board’s logic does not depend on reading speed, which makes it suitable for mixed groups.</w:t>
       </w:r>
     </w:p>
-    <w:bookmarkEnd w:id="49"/>
-    <w:bookmarkEnd w:id="50"/>
-    <w:bookmarkStart w:id="51" w:name="evaluation-plan"/>
+    <w:bookmarkEnd w:id="64"/>
+    <w:bookmarkEnd w:id="65"/>
+    <w:bookmarkStart w:id="66" w:name="evaluation-plan"/>
     <w:p>
       <w:pPr>
         <w:pStyle w:val="Heading1"/>
@@ -4026,8 +4829,8 @@
         <w:t xml:space="preserve">character of the low-tech version. Measures include the graph metrics of each table; the written predictions and explanations, coded for references to access, uptake and structure; and a short pre/post instrument on how participants explain the formation of shared accounts in a news scenario. Hypotheses: (H5) human tables cite fewer causes per event than AI characters and keep more storylines separate; (H6) after reading the graph, students refer more often to access and structure, not only to individual intentions, when explaining why an account became dominant; (H7) the second round, with rules chosen by the students, keeps more storylines alive than the first. Studies with students will follow the ethics procedures of the authors’ institution, with informed consent from students and guardians, and anonymised data.</w:t>
       </w:r>
     </w:p>
-    <w:bookmarkEnd w:id="51"/>
-    <w:bookmarkStart w:id="53" w:name="discussion"/>
+    <w:bookmarkEnd w:id="66"/>
+    <w:bookmarkStart w:id="68" w:name="discussion"/>
     <w:p>
       <w:pPr>
         <w:pStyle w:val="Heading1"/>
@@ -4078,7 +4881,7 @@
         <w:t xml:space="preserve">character turns that observation into a rule anyone can play. Comparing human and AI characters at the same table makes visible a property of these systems that is hard to see in a single conversation: their tendency to connect whatever they are shown, and with it, to pull separate stories into one.</w:t>
       </w:r>
     </w:p>
-    <w:bookmarkStart w:id="52" w:name="limitations"/>
+    <w:bookmarkStart w:id="67" w:name="limitations"/>
     <w:p>
       <w:pPr>
         <w:pStyle w:val="Heading2"/>
@@ -4095,9 +4898,9 @@
         <w:t xml:space="preserve">The model is a design proposal with a proof of concept, not an evaluated intervention. The proof of concept uses synthetic characters and says nothing about the content that language models or students would produce on the board. The formal model treats knowledge as sets of events, a simplification of what people believe, forget and misremember. The physical kit has not yet been playtested; its turn structure may be heavy for some groups, and a digital companion may be needed to manage knowledge in larger classes. The classroom protocol and its measures are proposals whose validity must be established in the planned studies.</w:t>
       </w:r>
     </w:p>
-    <w:bookmarkEnd w:id="52"/>
-    <w:bookmarkEnd w:id="53"/>
-    <w:bookmarkStart w:id="54" w:name="conclusion"/>
+    <w:bookmarkEnd w:id="67"/>
+    <w:bookmarkEnd w:id="68"/>
+    <w:bookmarkStart w:id="69" w:name="conclusion"/>
     <w:p>
       <w:pPr>
         <w:pStyle w:val="Heading1"/>
@@ -4114,8 +4917,8 @@
         <w:t xml:space="preserve">Representing the world of a role-playing game as a board, and the board as a matrix, makes it possible to reason about a shared story with the tools of graph theory: the board bounds the encounters, the encounters bound the causal graph, and the causal graph is the story. A simulation shows that the board alone does not prevent a shared story from collapsing into one, that central places decide where it collapses, and that new sources together with a norm of focus keep several stories alive. Played with paper and yarn, with or without AI characters, the same board turns this structure into something a class can see, discuss and change: how space, information and power decide which story a community ends up telling.</w:t>
       </w:r>
     </w:p>
-    <w:bookmarkEnd w:id="54"/>
-    <w:bookmarkStart w:id="55" w:name="data-and-code-availability"/>
+    <w:bookmarkEnd w:id="69"/>
+    <w:bookmarkStart w:id="70" w:name="data-and-code-availability"/>
     <w:p>
       <w:pPr>
         <w:pStyle w:val="Heading1"/>
@@ -4132,8 +4935,8 @@
         <w:t xml:space="preserve">The simulation script, its results and the sources of the figures are available in a public repository [repository link removed for anonymous review].</w:t>
       </w:r>
     </w:p>
-    <w:bookmarkEnd w:id="55"/>
-    <w:bookmarkStart w:id="124" w:name="references"/>
+    <w:bookmarkEnd w:id="70"/>
+    <w:bookmarkStart w:id="183" w:name="references"/>
     <w:p>
       <w:pPr>
         <w:pStyle w:val="Heading1"/>
@@ -4143,8 +4946,8 @@
         <w:t xml:space="preserve">References</w:t>
       </w:r>
     </w:p>
-    <w:bookmarkStart w:id="123" w:name="refs"/>
-    <w:bookmarkStart w:id="56" w:name="ref-aylett1999"/>
+    <w:bookmarkStart w:id="182" w:name="refs"/>
+    <w:bookmarkStart w:id="72" w:name="ref-revtab48"/>
     <w:p>
       <w:pPr>
         <w:pStyle w:val="Bibliography"/>
@@ -4153,24 +4956,72 @@
         <w:jc w:val="left"/>
       </w:pPr>
       <w:r>
-        <w:t xml:space="preserve">Aylett, R. (1999). Narrative in virtual environments: Towards emergent narrative.</w:t>
-      </w:r>
-      <w:r>
-        <w:t xml:space="preserve"> </w:t>
-      </w:r>
-      <w:r>
-        <w:rPr>
-          <w:i/>
-          <w:iCs/>
-        </w:rPr>
-        <w:t xml:space="preserve">Narrative Intelligence: Papers from the AAAI Fall Symposium</w:t>
-      </w:r>
-      <w:r>
-        <w:t xml:space="preserve">, 83–86.</w:t>
-      </w:r>
-    </w:p>
-    <w:bookmarkEnd w:id="56"/>
-    <w:bookmarkStart w:id="58" w:name="ref-barthes1975"/>
+        <w:t xml:space="preserve">Ali, S., Kumar, V., &amp; Breazeal, C. (2023).</w:t>
+      </w:r>
+      <w:r>
+        <w:t xml:space="preserve"> </w:t>
+      </w:r>
+      <w:r>
+        <w:t xml:space="preserve">AI</w:t>
+      </w:r>
+      <w:r>
+        <w:t xml:space="preserve"> </w:t>
+      </w:r>
+      <w:r>
+        <w:t xml:space="preserve">audit: A card game to reflect on everyday</w:t>
+      </w:r>
+      <w:r>
+        <w:t xml:space="preserve"> </w:t>
+      </w:r>
+      <w:r>
+        <w:t xml:space="preserve">AI</w:t>
+      </w:r>
+      <w:r>
+        <w:t xml:space="preserve"> </w:t>
+      </w:r>
+      <w:r>
+        <w:t xml:space="preserve">systems.</w:t>
+      </w:r>
+      <w:r>
+        <w:t xml:space="preserve"> </w:t>
+      </w:r>
+      <w:r>
+        <w:rPr>
+          <w:i/>
+          <w:iCs/>
+        </w:rPr>
+        <w:t xml:space="preserve">Proceedings of the AAAI Conference on Artificial Intelligence</w:t>
+      </w:r>
+      <w:r>
+        <w:t xml:space="preserve">,</w:t>
+      </w:r>
+      <w:r>
+        <w:t xml:space="preserve"> </w:t>
+      </w:r>
+      <w:r>
+        <w:rPr>
+          <w:i/>
+          <w:iCs/>
+        </w:rPr>
+        <w:t xml:space="preserve">37</w:t>
+      </w:r>
+      <w:r>
+        <w:t xml:space="preserve">(13), 15981–15989.</w:t>
+      </w:r>
+      <w:r>
+        <w:t xml:space="preserve"> </w:t>
+      </w:r>
+      <w:hyperlink r:id="rId71">
+        <w:r>
+          <w:rPr>
+            <w:rStyle w:val="Hyperlink"/>
+          </w:rPr>
+          <w:t xml:space="preserve">https://doi.org/10.1609/aaai.v37i13.26897</w:t>
+        </w:r>
+      </w:hyperlink>
+    </w:p>
+    <w:bookmarkEnd w:id="72"/>
+    <w:bookmarkStart w:id="74" w:name="ref-revtab39"/>
     <w:p>
       <w:pPr>
         <w:pStyle w:val="Bibliography"/>
@@ -4179,6 +5030,173 @@
         <w:jc w:val="left"/>
       </w:pPr>
       <w:r>
+        <w:t xml:space="preserve">Amarilli, F., &amp; Timakova, O. (2024). An exploratory study on the role of generative</w:t>
+      </w:r>
+      <w:r>
+        <w:t xml:space="preserve"> </w:t>
+      </w:r>
+      <w:r>
+        <w:t xml:space="preserve">AI</w:t>
+      </w:r>
+      <w:r>
+        <w:t xml:space="preserve"> </w:t>
+      </w:r>
+      <w:r>
+        <w:t xml:space="preserve">in designing educational board games.</w:t>
+      </w:r>
+      <w:r>
+        <w:t xml:space="preserve"> </w:t>
+      </w:r>
+      <w:r>
+        <w:rPr>
+          <w:i/>
+          <w:iCs/>
+        </w:rPr>
+        <w:t xml:space="preserve">International Conference on AI Research</w:t>
+      </w:r>
+      <w:r>
+        <w:t xml:space="preserve">,</w:t>
+      </w:r>
+      <w:r>
+        <w:t xml:space="preserve"> </w:t>
+      </w:r>
+      <w:r>
+        <w:rPr>
+          <w:i/>
+          <w:iCs/>
+        </w:rPr>
+        <w:t xml:space="preserve">4</w:t>
+      </w:r>
+      <w:r>
+        <w:t xml:space="preserve">(1), 30–39.</w:t>
+      </w:r>
+      <w:r>
+        <w:t xml:space="preserve"> </w:t>
+      </w:r>
+      <w:hyperlink r:id="rId73">
+        <w:r>
+          <w:rPr>
+            <w:rStyle w:val="Hyperlink"/>
+          </w:rPr>
+          <w:t xml:space="preserve">https://doi.org/10.34190/icair.4.1.3081</w:t>
+        </w:r>
+      </w:hyperlink>
+    </w:p>
+    <w:bookmarkEnd w:id="74"/>
+    <w:bookmarkStart w:id="76" w:name="ref-revtab34"/>
+    <w:p>
+      <w:pPr>
+        <w:pStyle w:val="Bibliography"/>
+        <w:spacing w:line="480" w:lineRule="auto" w:after="0"/>
+        <w:ind w:left="709" w:hanging="709"/>
+        <w:jc w:val="left"/>
+      </w:pPr>
+      <w:r>
+        <w:t xml:space="preserve">Association for Computational Linguistics 2025, Lee, A., Minari, Y., &amp; Ueno, S. (2025).</w:t>
+      </w:r>
+      <w:r>
+        <w:t xml:space="preserve"> </w:t>
+      </w:r>
+      <w:r>
+        <w:rPr>
+          <w:i/>
+          <w:iCs/>
+        </w:rPr>
+        <w:t xml:space="preserve">TRPG</w:t>
+      </w:r>
+      <w:r>
+        <w:rPr>
+          <w:i/>
+          <w:iCs/>
+        </w:rPr>
+        <w:t xml:space="preserve"> </w:t>
+      </w:r>
+      <w:r>
+        <w:rPr>
+          <w:i/>
+          <w:iCs/>
+        </w:rPr>
+        <w:t xml:space="preserve">game mastering using</w:t>
+      </w:r>
+      <w:r>
+        <w:rPr>
+          <w:i/>
+          <w:iCs/>
+        </w:rPr>
+        <w:t xml:space="preserve"> </w:t>
+      </w:r>
+      <w:r>
+        <w:rPr>
+          <w:i/>
+          <w:iCs/>
+        </w:rPr>
+        <w:t xml:space="preserve">LLM-Based</w:t>
+      </w:r>
+      <w:r>
+        <w:rPr>
+          <w:i/>
+          <w:iCs/>
+        </w:rPr>
+        <w:t xml:space="preserve"> </w:t>
+      </w:r>
+      <w:r>
+        <w:rPr>
+          <w:i/>
+          <w:iCs/>
+        </w:rPr>
+        <w:t xml:space="preserve">multi-agent system</w:t>
+      </w:r>
+      <w:r>
+        <w:t xml:space="preserve">. Underline Science Inc.</w:t>
+      </w:r>
+      <w:r>
+        <w:t xml:space="preserve"> </w:t>
+      </w:r>
+      <w:hyperlink r:id="rId75">
+        <w:r>
+          <w:rPr>
+            <w:rStyle w:val="Hyperlink"/>
+          </w:rPr>
+          <w:t xml:space="preserve">https://doi.org/10.48448/3QE4-DD75</w:t>
+        </w:r>
+      </w:hyperlink>
+    </w:p>
+    <w:bookmarkEnd w:id="76"/>
+    <w:bookmarkStart w:id="77" w:name="ref-aylett1999"/>
+    <w:p>
+      <w:pPr>
+        <w:pStyle w:val="Bibliography"/>
+        <w:spacing w:line="480" w:lineRule="auto" w:after="0"/>
+        <w:ind w:left="709" w:hanging="709"/>
+        <w:jc w:val="left"/>
+      </w:pPr>
+      <w:r>
+        <w:t xml:space="preserve">Aylett, R. (1999). Narrative in virtual environments: Towards emergent narrative.</w:t>
+      </w:r>
+      <w:r>
+        <w:t xml:space="preserve"> </w:t>
+      </w:r>
+      <w:r>
+        <w:rPr>
+          <w:i/>
+          <w:iCs/>
+        </w:rPr>
+        <w:t xml:space="preserve">Narrative Intelligence: Papers from the AAAI Fall Symposium</w:t>
+      </w:r>
+      <w:r>
+        <w:t xml:space="preserve">, 83–86.</w:t>
+      </w:r>
+    </w:p>
+    <w:bookmarkEnd w:id="77"/>
+    <w:bookmarkStart w:id="79" w:name="ref-barthes1975"/>
+    <w:p>
+      <w:pPr>
+        <w:pStyle w:val="Bibliography"/>
+        <w:spacing w:line="480" w:lineRule="auto" w:after="0"/>
+        <w:ind w:left="709" w:hanging="709"/>
+        <w:jc w:val="left"/>
+      </w:pPr>
+      <w:r>
         <w:t xml:space="preserve">Barthes, R., &amp; Duisit, L. (1975). An introduction to the structural analysis of narrative.</w:t>
       </w:r>
       <w:r>
@@ -4210,7 +5228,7 @@
       <w:r>
         <w:t xml:space="preserve"> </w:t>
       </w:r>
-      <w:hyperlink r:id="rId57">
+      <w:hyperlink r:id="rId78">
         <w:r>
           <w:rPr>
             <w:rStyle w:val="Hyperlink"/>
@@ -4219,8 +5237,8 @@
         </w:r>
       </w:hyperlink>
     </w:p>
-    <w:bookmarkEnd w:id="58"/>
-    <w:bookmarkStart w:id="60" w:name="ref-basol2020"/>
+    <w:bookmarkEnd w:id="79"/>
+    <w:bookmarkStart w:id="81" w:name="ref-basol2020"/>
     <w:p>
       <w:pPr>
         <w:pStyle w:val="Bibliography"/>
@@ -4260,7 +5278,7 @@
       <w:r>
         <w:t xml:space="preserve"> </w:t>
       </w:r>
-      <w:hyperlink r:id="rId59">
+      <w:hyperlink r:id="rId80">
         <w:r>
           <w:rPr>
             <w:rStyle w:val="Hyperlink"/>
@@ -4269,8 +5287,8 @@
         </w:r>
       </w:hyperlink>
     </w:p>
-    <w:bookmarkEnd w:id="60"/>
-    <w:bookmarkStart w:id="62" w:name="ref-begus2024"/>
+    <w:bookmarkEnd w:id="81"/>
+    <w:bookmarkStart w:id="83" w:name="ref-begus2024"/>
     <w:p>
       <w:pPr>
         <w:pStyle w:val="Bibliography"/>
@@ -4322,7 +5340,7 @@
       <w:r>
         <w:t xml:space="preserve"> </w:t>
       </w:r>
-      <w:hyperlink r:id="rId61">
+      <w:hyperlink r:id="rId82">
         <w:r>
           <w:rPr>
             <w:rStyle w:val="Hyperlink"/>
@@ -4331,8 +5349,8 @@
         </w:r>
       </w:hyperlink>
     </w:p>
-    <w:bookmarkEnd w:id="62"/>
-    <w:bookmarkStart w:id="64" w:name="ref-blondel2008"/>
+    <w:bookmarkEnd w:id="83"/>
+    <w:bookmarkStart w:id="85" w:name="ref-blondel2008"/>
     <w:p>
       <w:pPr>
         <w:pStyle w:val="Bibliography"/>
@@ -4372,7 +5390,7 @@
       <w:r>
         <w:t xml:space="preserve"> </w:t>
       </w:r>
-      <w:hyperlink r:id="rId63">
+      <w:hyperlink r:id="rId84">
         <w:r>
           <w:rPr>
             <w:rStyle w:val="Hyperlink"/>
@@ -4381,8 +5399,8 @@
         </w:r>
       </w:hyperlink>
     </w:p>
-    <w:bookmarkEnd w:id="64"/>
-    <w:bookmarkStart w:id="65" w:name="ref-bogost2007"/>
+    <w:bookmarkEnd w:id="85"/>
+    <w:bookmarkStart w:id="86" w:name="ref-bogost2007"/>
     <w:p>
       <w:pPr>
         <w:pStyle w:val="Bibliography"/>
@@ -4407,8 +5425,8 @@
         <w:t xml:space="preserve">. MIT Press.</w:t>
       </w:r>
     </w:p>
-    <w:bookmarkEnd w:id="65"/>
-    <w:bookmarkStart w:id="66" w:name="ref-bowman2010"/>
+    <w:bookmarkEnd w:id="86"/>
+    <w:bookmarkStart w:id="87" w:name="ref-bowman2010"/>
     <w:p>
       <w:pPr>
         <w:pStyle w:val="Bibliography"/>
@@ -4433,8 +5451,8 @@
         <w:t xml:space="preserve">. McFarland.</w:t>
       </w:r>
     </w:p>
-    <w:bookmarkEnd w:id="66"/>
-    <w:bookmarkStart w:id="68" w:name="ref-callisonburch2022"/>
+    <w:bookmarkEnd w:id="87"/>
+    <w:bookmarkStart w:id="89" w:name="ref-callisonburch2022"/>
     <w:p>
       <w:pPr>
         <w:pStyle w:val="Bibliography"/>
@@ -4473,7 +5491,7 @@
       <w:r>
         <w:t xml:space="preserve"> </w:t>
       </w:r>
-      <w:hyperlink r:id="rId67">
+      <w:hyperlink r:id="rId88">
         <w:r>
           <w:rPr>
             <w:rStyle w:val="Hyperlink"/>
@@ -4482,8 +5500,8 @@
         </w:r>
       </w:hyperlink>
     </w:p>
-    <w:bookmarkEnd w:id="68"/>
-    <w:bookmarkStart w:id="69" w:name="ref-chatman1978"/>
+    <w:bookmarkEnd w:id="89"/>
+    <w:bookmarkStart w:id="90" w:name="ref-chatman1978"/>
     <w:p>
       <w:pPr>
         <w:pStyle w:val="Bibliography"/>
@@ -4508,8 +5526,8 @@
         <w:t xml:space="preserve">. Cornell University Press.</w:t>
       </w:r>
     </w:p>
-    <w:bookmarkEnd w:id="69"/>
-    <w:bookmarkStart w:id="71" w:name="ref-daniau2016"/>
+    <w:bookmarkEnd w:id="90"/>
+    <w:bookmarkStart w:id="92" w:name="ref-revtab36"/>
     <w:p>
       <w:pPr>
         <w:pStyle w:val="Bibliography"/>
@@ -4518,6 +5536,71 @@
         <w:jc w:val="left"/>
       </w:pPr>
       <w:r>
+        <w:t xml:space="preserve">Choi, N., Cyebukayire, P., &amp; Choi, J. D. (2025).</w:t>
+      </w:r>
+      <w:r>
+        <w:t xml:space="preserve"> </w:t>
+      </w:r>
+      <w:r>
+        <w:rPr>
+          <w:i/>
+          <w:iCs/>
+        </w:rPr>
+        <w:t xml:space="preserve">Tinker tales: Interactive storytelling framework for early childhood narrative development and</w:t>
+      </w:r>
+      <w:r>
+        <w:rPr>
+          <w:i/>
+          <w:iCs/>
+        </w:rPr>
+        <w:t xml:space="preserve"> </w:t>
+      </w:r>
+      <w:r>
+        <w:rPr>
+          <w:i/>
+          <w:iCs/>
+        </w:rPr>
+        <w:t xml:space="preserve">AI</w:t>
+      </w:r>
+      <w:r>
+        <w:rPr>
+          <w:i/>
+          <w:iCs/>
+        </w:rPr>
+        <w:t xml:space="preserve"> </w:t>
+      </w:r>
+      <w:r>
+        <w:rPr>
+          <w:i/>
+          <w:iCs/>
+        </w:rPr>
+        <w:t xml:space="preserve">literacy</w:t>
+      </w:r>
+      <w:r>
+        <w:t xml:space="preserve">. arXiv preprint.</w:t>
+      </w:r>
+      <w:r>
+        <w:t xml:space="preserve"> </w:t>
+      </w:r>
+      <w:hyperlink r:id="rId91">
+        <w:r>
+          <w:rPr>
+            <w:rStyle w:val="Hyperlink"/>
+          </w:rPr>
+          <w:t xml:space="preserve">https://doi.org/10.48550/ARXIV.2504.13969</w:t>
+        </w:r>
+      </w:hyperlink>
+    </w:p>
+    <w:bookmarkEnd w:id="92"/>
+    <w:bookmarkStart w:id="94" w:name="ref-daniau2016"/>
+    <w:p>
+      <w:pPr>
+        <w:pStyle w:val="Bibliography"/>
+        <w:spacing w:line="480" w:lineRule="auto" w:after="0"/>
+        <w:ind w:left="709" w:hanging="709"/>
+        <w:jc w:val="left"/>
+      </w:pPr>
+      <w:r>
         <w:t xml:space="preserve">Daniau, S. (2016). The transformative potential of role-playing games: From play skills to human skills.</w:t>
       </w:r>
       <w:r>
@@ -4549,7 +5632,7 @@
       <w:r>
         <w:t xml:space="preserve"> </w:t>
       </w:r>
-      <w:hyperlink r:id="rId70">
+      <w:hyperlink r:id="rId93">
         <w:r>
           <w:rPr>
             <w:rStyle w:val="Hyperlink"/>
@@ -4558,8 +5641,8 @@
         </w:r>
       </w:hyperlink>
     </w:p>
-    <w:bookmarkEnd w:id="71"/>
-    <w:bookmarkStart w:id="73" w:name="ref-doshi2024"/>
+    <w:bookmarkEnd w:id="94"/>
+    <w:bookmarkStart w:id="96" w:name="ref-revtab20"/>
     <w:p>
       <w:pPr>
         <w:pStyle w:val="Bibliography"/>
@@ -4568,6 +5651,80 @@
         <w:jc w:val="left"/>
       </w:pPr>
       <w:r>
+        <w:t xml:space="preserve">Ding, L., &amp; Holland, S. (2025).</w:t>
+      </w:r>
+      <w:r>
+        <w:t xml:space="preserve"> </w:t>
+      </w:r>
+      <w:r>
+        <w:t xml:space="preserve">AI</w:t>
+      </w:r>
+      <w:r>
+        <w:t xml:space="preserve"> </w:t>
+      </w:r>
+      <w:r>
+        <w:t xml:space="preserve">odyssey: Designing and evaluating a board game for family-based</w:t>
+      </w:r>
+      <w:r>
+        <w:t xml:space="preserve"> </w:t>
+      </w:r>
+      <w:r>
+        <w:t xml:space="preserve">AI</w:t>
+      </w:r>
+      <w:r>
+        <w:t xml:space="preserve"> </w:t>
+      </w:r>
+      <w:r>
+        <w:t xml:space="preserve">literacy.</w:t>
+      </w:r>
+      <w:r>
+        <w:t xml:space="preserve"> </w:t>
+      </w:r>
+      <w:r>
+        <w:rPr>
+          <w:i/>
+          <w:iCs/>
+        </w:rPr>
+        <w:t xml:space="preserve">International Journal of Serious Games</w:t>
+      </w:r>
+      <w:r>
+        <w:t xml:space="preserve">,</w:t>
+      </w:r>
+      <w:r>
+        <w:t xml:space="preserve"> </w:t>
+      </w:r>
+      <w:r>
+        <w:rPr>
+          <w:i/>
+          <w:iCs/>
+        </w:rPr>
+        <w:t xml:space="preserve">12</w:t>
+      </w:r>
+      <w:r>
+        <w:t xml:space="preserve">(4), 121–145.</w:t>
+      </w:r>
+      <w:r>
+        <w:t xml:space="preserve"> </w:t>
+      </w:r>
+      <w:hyperlink r:id="rId95">
+        <w:r>
+          <w:rPr>
+            <w:rStyle w:val="Hyperlink"/>
+          </w:rPr>
+          <w:t xml:space="preserve">https://doi.org/10.17083/dnza4k90</w:t>
+        </w:r>
+      </w:hyperlink>
+    </w:p>
+    <w:bookmarkEnd w:id="96"/>
+    <w:bookmarkStart w:id="98" w:name="ref-doshi2024"/>
+    <w:p>
+      <w:pPr>
+        <w:pStyle w:val="Bibliography"/>
+        <w:spacing w:line="480" w:lineRule="auto" w:after="0"/>
+        <w:ind w:left="709" w:hanging="709"/>
+        <w:jc w:val="left"/>
+      </w:pPr>
+      <w:r>
         <w:t xml:space="preserve">Doshi, A. R., &amp; Hauser, O. P. (2024). Generative</w:t>
       </w:r>
       <w:r>
@@ -4611,7 +5768,7 @@
       <w:r>
         <w:t xml:space="preserve"> </w:t>
       </w:r>
-      <w:hyperlink r:id="rId72">
+      <w:hyperlink r:id="rId97">
         <w:r>
           <w:rPr>
             <w:rStyle w:val="Hyperlink"/>
@@ -4620,8 +5777,8 @@
         </w:r>
       </w:hyperlink>
     </w:p>
-    <w:bookmarkEnd w:id="73"/>
-    <w:bookmarkStart w:id="75" w:name="ref-epstein1996"/>
+    <w:bookmarkEnd w:id="98"/>
+    <w:bookmarkStart w:id="100" w:name="ref-epstein1996"/>
     <w:p>
       <w:pPr>
         <w:pStyle w:val="Bibliography"/>
@@ -4648,7 +5805,7 @@
       <w:r>
         <w:t xml:space="preserve"> </w:t>
       </w:r>
-      <w:hyperlink r:id="rId74">
+      <w:hyperlink r:id="rId99">
         <w:r>
           <w:rPr>
             <w:rStyle w:val="Hyperlink"/>
@@ -4657,8 +5814,8 @@
         </w:r>
       </w:hyperlink>
     </w:p>
-    <w:bookmarkEnd w:id="75"/>
-    <w:bookmarkStart w:id="76" w:name="ref-fine1983"/>
+    <w:bookmarkEnd w:id="100"/>
+    <w:bookmarkStart w:id="101" w:name="ref-fine1983"/>
     <w:p>
       <w:pPr>
         <w:pStyle w:val="Bibliography"/>
@@ -4683,8 +5840,8 @@
         <w:t xml:space="preserve">. University of Chicago Press.</w:t>
       </w:r>
     </w:p>
-    <w:bookmarkEnd w:id="76"/>
-    <w:bookmarkStart w:id="78" w:name="ref-flanagan2009"/>
+    <w:bookmarkEnd w:id="101"/>
+    <w:bookmarkStart w:id="103" w:name="ref-flanagan2009"/>
     <w:p>
       <w:pPr>
         <w:pStyle w:val="Bibliography"/>
@@ -4711,7 +5868,7 @@
       <w:r>
         <w:t xml:space="preserve"> </w:t>
       </w:r>
-      <w:hyperlink r:id="rId77">
+      <w:hyperlink r:id="rId102">
         <w:r>
           <w:rPr>
             <w:rStyle w:val="Hyperlink"/>
@@ -4720,8 +5877,8 @@
         </w:r>
       </w:hyperlink>
     </w:p>
-    <w:bookmarkEnd w:id="78"/>
-    <w:bookmarkStart w:id="80" w:name="ref-flanagan2014"/>
+    <w:bookmarkEnd w:id="103"/>
+    <w:bookmarkStart w:id="105" w:name="ref-flanagan2014"/>
     <w:p>
       <w:pPr>
         <w:pStyle w:val="Bibliography"/>
@@ -4748,7 +5905,7 @@
       <w:r>
         <w:t xml:space="preserve"> </w:t>
       </w:r>
-      <w:hyperlink r:id="rId79">
+      <w:hyperlink r:id="rId104">
         <w:r>
           <w:rPr>
             <w:rStyle w:val="Hyperlink"/>
@@ -4757,8 +5914,8 @@
         </w:r>
       </w:hyperlink>
     </w:p>
-    <w:bookmarkEnd w:id="80"/>
-    <w:bookmarkStart w:id="82" w:name="ref-gee2003"/>
+    <w:bookmarkEnd w:id="105"/>
+    <w:bookmarkStart w:id="107" w:name="ref-revtab53"/>
     <w:p>
       <w:pPr>
         <w:pStyle w:val="Bibliography"/>
@@ -4767,6 +5924,68 @@
         <w:jc w:val="left"/>
       </w:pPr>
       <w:r>
+        <w:t xml:space="preserve">Gatti Junior, W., Marasco, E., Kim, B., Behjat, L., &amp; Eggermont, M. (2023). How</w:t>
+      </w:r>
+      <w:r>
+        <w:t xml:space="preserve"> </w:t>
+      </w:r>
+      <w:r>
+        <w:t xml:space="preserve">ChatGPT</w:t>
+      </w:r>
+      <w:r>
+        <w:t xml:space="preserve"> </w:t>
+      </w:r>
+      <w:r>
+        <w:t xml:space="preserve">can inspire and improve serious board game design.</w:t>
+      </w:r>
+      <w:r>
+        <w:t xml:space="preserve"> </w:t>
+      </w:r>
+      <w:r>
+        <w:rPr>
+          <w:i/>
+          <w:iCs/>
+        </w:rPr>
+        <w:t xml:space="preserve">International Journal of Serious Games</w:t>
+      </w:r>
+      <w:r>
+        <w:t xml:space="preserve">,</w:t>
+      </w:r>
+      <w:r>
+        <w:t xml:space="preserve"> </w:t>
+      </w:r>
+      <w:r>
+        <w:rPr>
+          <w:i/>
+          <w:iCs/>
+        </w:rPr>
+        <w:t xml:space="preserve">10</w:t>
+      </w:r>
+      <w:r>
+        <w:t xml:space="preserve">(4), 33–54.</w:t>
+      </w:r>
+      <w:r>
+        <w:t xml:space="preserve"> </w:t>
+      </w:r>
+      <w:hyperlink r:id="rId106">
+        <w:r>
+          <w:rPr>
+            <w:rStyle w:val="Hyperlink"/>
+          </w:rPr>
+          <w:t xml:space="preserve">https://doi.org/10.17083/ijsg.v10i4.645</w:t>
+        </w:r>
+      </w:hyperlink>
+    </w:p>
+    <w:bookmarkEnd w:id="107"/>
+    <w:bookmarkStart w:id="109" w:name="ref-gee2003"/>
+    <w:p>
+      <w:pPr>
+        <w:pStyle w:val="Bibliography"/>
+        <w:spacing w:line="480" w:lineRule="auto" w:after="0"/>
+        <w:ind w:left="709" w:hanging="709"/>
+        <w:jc w:val="left"/>
+      </w:pPr>
+      <w:r>
         <w:t xml:space="preserve">Gee, J. P. (2003). What video games have to teach us about learning and literacy.</w:t>
       </w:r>
       <w:r>
@@ -4798,7 +6017,7 @@
       <w:r>
         <w:t xml:space="preserve"> </w:t>
       </w:r>
-      <w:hyperlink r:id="rId81">
+      <w:hyperlink r:id="rId108">
         <w:r>
           <w:rPr>
             <w:rStyle w:val="Hyperlink"/>
@@ -4807,8 +6026,8 @@
         </w:r>
       </w:hyperlink>
     </w:p>
-    <w:bookmarkEnd w:id="82"/>
-    <w:bookmarkStart w:id="84" w:name="ref-hillier1984"/>
+    <w:bookmarkEnd w:id="109"/>
+    <w:bookmarkStart w:id="111" w:name="ref-hillier1984"/>
     <w:p>
       <w:pPr>
         <w:pStyle w:val="Bibliography"/>
@@ -4835,7 +6054,7 @@
       <w:r>
         <w:t xml:space="preserve"> </w:t>
       </w:r>
-      <w:hyperlink r:id="rId83">
+      <w:hyperlink r:id="rId110">
         <w:r>
           <w:rPr>
             <w:rStyle w:val="Hyperlink"/>
@@ -4844,8 +6063,8 @@
         </w:r>
       </w:hyperlink>
     </w:p>
-    <w:bookmarkEnd w:id="84"/>
-    <w:bookmarkStart w:id="85" w:name="ref-hobbs2010"/>
+    <w:bookmarkEnd w:id="111"/>
+    <w:bookmarkStart w:id="112" w:name="ref-hobbs2010"/>
     <w:p>
       <w:pPr>
         <w:pStyle w:val="Bibliography"/>
@@ -4870,8 +6089,8 @@
         <w:t xml:space="preserve">. The Aspen Institute.</w:t>
       </w:r>
     </w:p>
-    <w:bookmarkEnd w:id="85"/>
-    <w:bookmarkStart w:id="87" w:name="ref-holme2012"/>
+    <w:bookmarkEnd w:id="112"/>
+    <w:bookmarkStart w:id="114" w:name="ref-holme2012"/>
     <w:p>
       <w:pPr>
         <w:pStyle w:val="Bibliography"/>
@@ -4911,7 +6130,7 @@
       <w:r>
         <w:t xml:space="preserve"> </w:t>
       </w:r>
-      <w:hyperlink r:id="rId86">
+      <w:hyperlink r:id="rId113">
         <w:r>
           <w:rPr>
             <w:rStyle w:val="Hyperlink"/>
@@ -4920,8 +6139,8 @@
         </w:r>
       </w:hyperlink>
     </w:p>
-    <w:bookmarkEnd w:id="87"/>
-    <w:bookmarkStart w:id="88" w:name="ref-jenkins2004"/>
+    <w:bookmarkEnd w:id="114"/>
+    <w:bookmarkStart w:id="116" w:name="ref-revtab51"/>
     <w:p>
       <w:pPr>
         <w:pStyle w:val="Bibliography"/>
@@ -4930,27 +6149,35 @@
         <w:jc w:val="left"/>
       </w:pPr>
       <w:r>
-        <w:t xml:space="preserve">Jenkins, H. (2004). Game design as narrative architecture. In N. Wardrip-Fruin &amp; P. Harrigan (Eds.),</w:t>
-      </w:r>
-      <w:r>
-        <w:t xml:space="preserve"> </w:t>
-      </w:r>
-      <w:r>
-        <w:rPr>
-          <w:i/>
-          <w:iCs/>
-        </w:rPr>
-        <w:t xml:space="preserve">First person: New media as story, performance, and game</w:t>
-      </w:r>
-      <w:r>
-        <w:t xml:space="preserve"> </w:t>
-      </w:r>
-      <w:r>
-        <w:t xml:space="preserve">(pp. 118–130). MIT Press.</w:t>
-      </w:r>
-    </w:p>
-    <w:bookmarkEnd w:id="88"/>
-    <w:bookmarkStart w:id="89" w:name="ref-juul2005"/>
+        <w:t xml:space="preserve">HSU, T.-C., &amp; Chiang, Y.-Y. (2023). Exploring motivational differences in competitive and cooperative game-based learning through educational board games.</w:t>
+      </w:r>
+      <w:r>
+        <w:t xml:space="preserve"> </w:t>
+      </w:r>
+      <w:r>
+        <w:rPr>
+          <w:i/>
+          <w:iCs/>
+        </w:rPr>
+        <w:t xml:space="preserve">International Conference on Computers in Education</w:t>
+      </w:r>
+      <w:r>
+        <w:t xml:space="preserve">.</w:t>
+      </w:r>
+      <w:r>
+        <w:t xml:space="preserve"> </w:t>
+      </w:r>
+      <w:hyperlink r:id="rId115">
+        <w:r>
+          <w:rPr>
+            <w:rStyle w:val="Hyperlink"/>
+          </w:rPr>
+          <w:t xml:space="preserve">https://doi.org/10.58459/icce.2023.1449</w:t>
+        </w:r>
+      </w:hyperlink>
+    </w:p>
+    <w:bookmarkEnd w:id="116"/>
+    <w:bookmarkStart w:id="118" w:name="ref-revtab57"/>
     <w:p>
       <w:pPr>
         <w:pStyle w:val="Bibliography"/>
@@ -4959,24 +6186,35 @@
         <w:jc w:val="left"/>
       </w:pPr>
       <w:r>
-        <w:t xml:space="preserve">Juul, J. (2005).</w:t>
-      </w:r>
-      <w:r>
-        <w:t xml:space="preserve"> </w:t>
-      </w:r>
-      <w:r>
-        <w:rPr>
-          <w:i/>
-          <w:iCs/>
-        </w:rPr>
-        <w:t xml:space="preserve">Half-real: Video games between real rules and fictional worlds</w:t>
-      </w:r>
-      <w:r>
-        <w:t xml:space="preserve">. MIT Press.</w:t>
-      </w:r>
-    </w:p>
-    <w:bookmarkEnd w:id="89"/>
-    <w:bookmarkStart w:id="91" w:name="ref-long2020"/>
+        <w:t xml:space="preserve">HSU, T.-C., &amp; ZHANG, Y.-X. (2023). The impact of an educational board game on students’ learning achievement and flow state in media and information literacy.</w:t>
+      </w:r>
+      <w:r>
+        <w:t xml:space="preserve"> </w:t>
+      </w:r>
+      <w:r>
+        <w:rPr>
+          <w:i/>
+          <w:iCs/>
+        </w:rPr>
+        <w:t xml:space="preserve">International Conference on Computers in Education</w:t>
+      </w:r>
+      <w:r>
+        <w:t xml:space="preserve">.</w:t>
+      </w:r>
+      <w:r>
+        <w:t xml:space="preserve"> </w:t>
+      </w:r>
+      <w:hyperlink r:id="rId117">
+        <w:r>
+          <w:rPr>
+            <w:rStyle w:val="Hyperlink"/>
+          </w:rPr>
+          <w:t xml:space="preserve">https://doi.org/10.58459/icce.2023.1445</w:t>
+        </w:r>
+      </w:hyperlink>
+    </w:p>
+    <w:bookmarkEnd w:id="118"/>
+    <w:bookmarkStart w:id="119" w:name="ref-jenkins2004"/>
     <w:p>
       <w:pPr>
         <w:pStyle w:val="Bibliography"/>
@@ -4985,6 +6223,61 @@
         <w:jc w:val="left"/>
       </w:pPr>
       <w:r>
+        <w:t xml:space="preserve">Jenkins, H. (2004). Game design as narrative architecture. In N. Wardrip-Fruin &amp; P. Harrigan (Eds.),</w:t>
+      </w:r>
+      <w:r>
+        <w:t xml:space="preserve"> </w:t>
+      </w:r>
+      <w:r>
+        <w:rPr>
+          <w:i/>
+          <w:iCs/>
+        </w:rPr>
+        <w:t xml:space="preserve">First person: New media as story, performance, and game</w:t>
+      </w:r>
+      <w:r>
+        <w:t xml:space="preserve"> </w:t>
+      </w:r>
+      <w:r>
+        <w:t xml:space="preserve">(pp. 118–130). MIT Press.</w:t>
+      </w:r>
+    </w:p>
+    <w:bookmarkEnd w:id="119"/>
+    <w:bookmarkStart w:id="120" w:name="ref-juul2005"/>
+    <w:p>
+      <w:pPr>
+        <w:pStyle w:val="Bibliography"/>
+        <w:spacing w:line="480" w:lineRule="auto" w:after="0"/>
+        <w:ind w:left="709" w:hanging="709"/>
+        <w:jc w:val="left"/>
+      </w:pPr>
+      <w:r>
+        <w:t xml:space="preserve">Juul, J. (2005).</w:t>
+      </w:r>
+      <w:r>
+        <w:t xml:space="preserve"> </w:t>
+      </w:r>
+      <w:r>
+        <w:rPr>
+          <w:i/>
+          <w:iCs/>
+        </w:rPr>
+        <w:t xml:space="preserve">Half-real: Video games between real rules and fictional worlds</w:t>
+      </w:r>
+      <w:r>
+        <w:t xml:space="preserve">. MIT Press.</w:t>
+      </w:r>
+    </w:p>
+    <w:bookmarkEnd w:id="120"/>
+    <w:bookmarkStart w:id="122" w:name="ref-long2020"/>
+    <w:p>
+      <w:pPr>
+        <w:pStyle w:val="Bibliography"/>
+        <w:spacing w:line="480" w:lineRule="auto" w:after="0"/>
+        <w:ind w:left="709" w:hanging="709"/>
+        <w:jc w:val="left"/>
+      </w:pPr>
+      <w:r>
         <w:t xml:space="preserve">Long, D., &amp; Magerko, B. (2020). What is</w:t>
       </w:r>
       <w:r>
@@ -5015,7 +6308,7 @@
       <w:r>
         <w:t xml:space="preserve"> </w:t>
       </w:r>
-      <w:hyperlink r:id="rId90">
+      <w:hyperlink r:id="rId121">
         <w:r>
           <w:rPr>
             <w:rStyle w:val="Hyperlink"/>
@@ -5024,8 +6317,8 @@
         </w:r>
       </w:hyperlink>
     </w:p>
-    <w:bookmarkEnd w:id="91"/>
-    <w:bookmarkStart w:id="93" w:name="ref-louchart2004"/>
+    <w:bookmarkEnd w:id="122"/>
+    <w:bookmarkStart w:id="124" w:name="ref-louchart2004"/>
     <w:p>
       <w:pPr>
         <w:pStyle w:val="Bibliography"/>
@@ -5065,7 +6358,7 @@
       <w:r>
         <w:t xml:space="preserve"> </w:t>
       </w:r>
-      <w:hyperlink r:id="rId92">
+      <w:hyperlink r:id="rId123">
         <w:r>
           <w:rPr>
             <w:rStyle w:val="Hyperlink"/>
@@ -5074,8 +6367,8 @@
         </w:r>
       </w:hyperlink>
     </w:p>
-    <w:bookmarkEnd w:id="93"/>
-    <w:bookmarkStart w:id="95" w:name="ref-montola2008"/>
+    <w:bookmarkEnd w:id="124"/>
+    <w:bookmarkStart w:id="126" w:name="ref-montola2008"/>
     <w:p>
       <w:pPr>
         <w:pStyle w:val="Bibliography"/>
@@ -5102,7 +6395,7 @@
       <w:r>
         <w:t xml:space="preserve"> </w:t>
       </w:r>
-      <w:hyperlink r:id="rId94">
+      <w:hyperlink r:id="rId125">
         <w:r>
           <w:rPr>
             <w:rStyle w:val="Hyperlink"/>
@@ -5111,8 +6404,8 @@
         </w:r>
       </w:hyperlink>
     </w:p>
-    <w:bookmarkEnd w:id="95"/>
-    <w:bookmarkStart w:id="97" w:name="ref-newman2018"/>
+    <w:bookmarkEnd w:id="126"/>
+    <w:bookmarkStart w:id="128" w:name="ref-revtab68"/>
     <w:p>
       <w:pPr>
         <w:pStyle w:val="Bibliography"/>
@@ -5121,6 +6414,43 @@
         <w:jc w:val="left"/>
       </w:pPr>
       <w:r>
+        <w:t xml:space="preserve">Natoli, K. (2015).</w:t>
+      </w:r>
+      <w:r>
+        <w:t xml:space="preserve"> </w:t>
+      </w:r>
+      <w:r>
+        <w:rPr>
+          <w:i/>
+          <w:iCs/>
+        </w:rPr>
+        <w:t xml:space="preserve">Helping mothers defend their decision to breastfeed</w:t>
+      </w:r>
+      <w:r>
+        <w:t xml:space="preserve">. Journal of International Crisis and Risk Communication Research.</w:t>
+      </w:r>
+      <w:r>
+        <w:t xml:space="preserve"> </w:t>
+      </w:r>
+      <w:hyperlink r:id="rId127">
+        <w:r>
+          <w:rPr>
+            <w:rStyle w:val="Hyperlink"/>
+          </w:rPr>
+          <w:t xml:space="preserve">https://openalex.org/W2528689296</w:t>
+        </w:r>
+      </w:hyperlink>
+    </w:p>
+    <w:bookmarkEnd w:id="128"/>
+    <w:bookmarkStart w:id="130" w:name="ref-newman2018"/>
+    <w:p>
+      <w:pPr>
+        <w:pStyle w:val="Bibliography"/>
+        <w:spacing w:line="480" w:lineRule="auto" w:after="0"/>
+        <w:ind w:left="709" w:hanging="709"/>
+        <w:jc w:val="left"/>
+      </w:pPr>
+      <w:r>
         <w:t xml:space="preserve">Newman, M. (2018).</w:t>
       </w:r>
       <w:r>
@@ -5142,7 +6472,7 @@
       <w:r>
         <w:t xml:space="preserve"> </w:t>
       </w:r>
-      <w:hyperlink r:id="rId96">
+      <w:hyperlink r:id="rId129">
         <w:r>
           <w:rPr>
             <w:rStyle w:val="Hyperlink"/>
@@ -5151,8 +6481,8 @@
         </w:r>
       </w:hyperlink>
     </w:p>
-    <w:bookmarkEnd w:id="97"/>
-    <w:bookmarkStart w:id="99" w:name="ref-nosek2018"/>
+    <w:bookmarkEnd w:id="130"/>
+    <w:bookmarkStart w:id="132" w:name="ref-nosek2018"/>
     <w:p>
       <w:pPr>
         <w:pStyle w:val="Bibliography"/>
@@ -5192,7 +6522,7 @@
       <w:r>
         <w:t xml:space="preserve"> </w:t>
       </w:r>
-      <w:hyperlink r:id="rId98">
+      <w:hyperlink r:id="rId131">
         <w:r>
           <w:rPr>
             <w:rStyle w:val="Hyperlink"/>
@@ -5201,8 +6531,8 @@
         </w:r>
       </w:hyperlink>
     </w:p>
-    <w:bookmarkEnd w:id="99"/>
-    <w:bookmarkStart w:id="101" w:name="ref-padmakumar2024"/>
+    <w:bookmarkEnd w:id="132"/>
+    <w:bookmarkStart w:id="134" w:name="ref-revtab03"/>
     <w:p>
       <w:pPr>
         <w:pStyle w:val="Bibliography"/>
@@ -5211,6 +6541,43 @@
         <w:jc w:val="left"/>
       </w:pPr>
       <w:r>
+        <w:t xml:space="preserve">Oehmer-Pedrazzi, F., &amp; Pedrazzi, S. (2026).</w:t>
+      </w:r>
+      <w:r>
+        <w:t xml:space="preserve"> </w:t>
+      </w:r>
+      <w:r>
+        <w:rPr>
+          <w:i/>
+          <w:iCs/>
+        </w:rPr>
+        <w:t xml:space="preserve">Empowerment through game-based learning? An experimental study on the effectiveness of games for teaching news media literacy and news engagement.</w:t>
+      </w:r>
+      <w:r>
+        <w:t xml:space="preserve"> OSF Registries.</w:t>
+      </w:r>
+      <w:r>
+        <w:t xml:space="preserve"> </w:t>
+      </w:r>
+      <w:hyperlink r:id="rId133">
+        <w:r>
+          <w:rPr>
+            <w:rStyle w:val="Hyperlink"/>
+          </w:rPr>
+          <w:t xml:space="preserve">https://doi.org/10.17605/OSF.IO/ZFHCS</w:t>
+        </w:r>
+      </w:hyperlink>
+    </w:p>
+    <w:bookmarkEnd w:id="134"/>
+    <w:bookmarkStart w:id="136" w:name="ref-padmakumar2024"/>
+    <w:p>
+      <w:pPr>
+        <w:pStyle w:val="Bibliography"/>
+        <w:spacing w:line="480" w:lineRule="auto" w:after="0"/>
+        <w:ind w:left="709" w:hanging="709"/>
+        <w:jc w:val="left"/>
+      </w:pPr>
+      <w:r>
         <w:t xml:space="preserve">Padmakumar, V., &amp; He, H. (2024). Does writing with language models reduce content diversity?</w:t>
       </w:r>
       <w:r>
@@ -5229,7 +6596,7 @@
       <w:r>
         <w:t xml:space="preserve"> </w:t>
       </w:r>
-      <w:hyperlink r:id="rId100">
+      <w:hyperlink r:id="rId135">
         <w:r>
           <w:rPr>
             <w:rStyle w:val="Hyperlink"/>
@@ -5238,8 +6605,8 @@
         </w:r>
       </w:hyperlink>
     </w:p>
-    <w:bookmarkEnd w:id="101"/>
-    <w:bookmarkStart w:id="103" w:name="ref-park2023"/>
+    <w:bookmarkEnd w:id="136"/>
+    <w:bookmarkStart w:id="138" w:name="ref-park2023"/>
     <w:p>
       <w:pPr>
         <w:pStyle w:val="Bibliography"/>
@@ -5266,7 +6633,7 @@
       <w:r>
         <w:t xml:space="preserve"> </w:t>
       </w:r>
-      <w:hyperlink r:id="rId102">
+      <w:hyperlink r:id="rId137">
         <w:r>
           <w:rPr>
             <w:rStyle w:val="Hyperlink"/>
@@ -5275,8 +6642,8 @@
         </w:r>
       </w:hyperlink>
     </w:p>
-    <w:bookmarkEnd w:id="103"/>
-    <w:bookmarkStart w:id="105" w:name="ref-riedl2013"/>
+    <w:bookmarkEnd w:id="138"/>
+    <w:bookmarkStart w:id="140" w:name="ref-revtab62"/>
     <w:p>
       <w:pPr>
         <w:pStyle w:val="Bibliography"/>
@@ -5285,6 +6652,99 @@
         <w:jc w:val="left"/>
       </w:pPr>
       <w:r>
+        <w:t xml:space="preserve">Pomichal, V., &amp; Trnka, A. (2022). Fighting against fake news using the card game</w:t>
+      </w:r>
+      <w:r>
+        <w:t xml:space="preserve"> </w:t>
+      </w:r>
+      <w:r>
+        <w:t xml:space="preserve">“follow me.”</w:t>
+      </w:r>
+      <w:r>
+        <w:t xml:space="preserve"> </w:t>
+      </w:r>
+      <w:r>
+        <w:rPr>
+          <w:i/>
+          <w:iCs/>
+        </w:rPr>
+        <w:t xml:space="preserve">European Conference on Games Based Learning</w:t>
+      </w:r>
+      <w:r>
+        <w:t xml:space="preserve">,</w:t>
+      </w:r>
+      <w:r>
+        <w:t xml:space="preserve"> </w:t>
+      </w:r>
+      <w:r>
+        <w:rPr>
+          <w:i/>
+          <w:iCs/>
+        </w:rPr>
+        <w:t xml:space="preserve">16</w:t>
+      </w:r>
+      <w:r>
+        <w:t xml:space="preserve">(1), 455–462.</w:t>
+      </w:r>
+      <w:r>
+        <w:t xml:space="preserve"> </w:t>
+      </w:r>
+      <w:hyperlink r:id="rId139">
+        <w:r>
+          <w:rPr>
+            <w:rStyle w:val="Hyperlink"/>
+          </w:rPr>
+          <w:t xml:space="preserve">https://doi.org/10.34190/ecgbl.16.1.586</w:t>
+        </w:r>
+      </w:hyperlink>
+    </w:p>
+    <w:bookmarkEnd w:id="140"/>
+    <w:bookmarkStart w:id="142" w:name="ref-revtab59"/>
+    <w:p>
+      <w:pPr>
+        <w:pStyle w:val="Bibliography"/>
+        <w:spacing w:line="480" w:lineRule="auto" w:after="0"/>
+        <w:ind w:left="709" w:hanging="709"/>
+        <w:jc w:val="left"/>
+      </w:pPr>
+      <w:r>
+        <w:t xml:space="preserve">Pomichal, V., &amp; Trnka, A. (2023). With games against fake news – developing critical thinking with the help of the card game follow me.</w:t>
+      </w:r>
+      <w:r>
+        <w:t xml:space="preserve"> </w:t>
+      </w:r>
+      <w:r>
+        <w:rPr>
+          <w:i/>
+          <w:iCs/>
+        </w:rPr>
+        <w:t xml:space="preserve">Media Literacy and Academic Research</w:t>
+      </w:r>
+      <w:r>
+        <w:t xml:space="preserve">, 55–69.</w:t>
+      </w:r>
+      <w:r>
+        <w:t xml:space="preserve"> </w:t>
+      </w:r>
+      <w:hyperlink r:id="rId141">
+        <w:r>
+          <w:rPr>
+            <w:rStyle w:val="Hyperlink"/>
+          </w:rPr>
+          <w:t xml:space="preserve">https://doi.org/10.34135/mlar-23-01-04</w:t>
+        </w:r>
+      </w:hyperlink>
+    </w:p>
+    <w:bookmarkEnd w:id="142"/>
+    <w:bookmarkStart w:id="144" w:name="ref-riedl2013"/>
+    <w:p>
+      <w:pPr>
+        <w:pStyle w:val="Bibliography"/>
+        <w:spacing w:line="480" w:lineRule="auto" w:after="0"/>
+        <w:ind w:left="709" w:hanging="709"/>
+        <w:jc w:val="left"/>
+      </w:pPr>
+      <w:r>
         <w:t xml:space="preserve">Riedl, M. O., &amp; Bulitko, V. (2013). Interactive narrative: An intelligent systems approach.</w:t>
       </w:r>
       <w:r>
@@ -5316,7 +6776,7 @@
       <w:r>
         <w:t xml:space="preserve"> </w:t>
       </w:r>
-      <w:hyperlink r:id="rId104">
+      <w:hyperlink r:id="rId143">
         <w:r>
           <w:rPr>
             <w:rStyle w:val="Hyperlink"/>
@@ -5325,8 +6785,8 @@
         </w:r>
       </w:hyperlink>
     </w:p>
-    <w:bookmarkEnd w:id="105"/>
-    <w:bookmarkStart w:id="107" w:name="ref-roozenbeek2019"/>
+    <w:bookmarkEnd w:id="144"/>
+    <w:bookmarkStart w:id="146" w:name="ref-roozenbeek2019"/>
     <w:p>
       <w:pPr>
         <w:pStyle w:val="Bibliography"/>
@@ -5366,7 +6826,7 @@
       <w:r>
         <w:t xml:space="preserve"> </w:t>
       </w:r>
-      <w:hyperlink r:id="rId106">
+      <w:hyperlink r:id="rId145">
         <w:r>
           <w:rPr>
             <w:rStyle w:val="Hyperlink"/>
@@ -5375,8 +6835,8 @@
         </w:r>
       </w:hyperlink>
     </w:p>
-    <w:bookmarkEnd w:id="107"/>
-    <w:bookmarkStart w:id="108" w:name="ref-salen2004"/>
+    <w:bookmarkEnd w:id="146"/>
+    <w:bookmarkStart w:id="147" w:name="ref-salen2004"/>
     <w:p>
       <w:pPr>
         <w:pStyle w:val="Bibliography"/>
@@ -5401,8 +6861,8 @@
         <w:t xml:space="preserve">. MIT Press.</w:t>
       </w:r>
     </w:p>
-    <w:bookmarkEnd w:id="108"/>
-    <w:bookmarkStart w:id="110" w:name="ref-schelling1971"/>
+    <w:bookmarkEnd w:id="147"/>
+    <w:bookmarkStart w:id="149" w:name="ref-revtab17"/>
     <w:p>
       <w:pPr>
         <w:pStyle w:val="Bibliography"/>
@@ -5411,6 +6871,132 @@
         <w:jc w:val="left"/>
       </w:pPr>
       <w:r>
+        <w:t xml:space="preserve">Sankpo, S., &amp; Kyei Asamoa, P. (2026). Teaching</w:t>
+      </w:r>
+      <w:r>
+        <w:t xml:space="preserve"> </w:t>
+      </w:r>
+      <w:r>
+        <w:t xml:space="preserve">AI</w:t>
+      </w:r>
+      <w:r>
+        <w:t xml:space="preserve"> </w:t>
+      </w:r>
+      <w:r>
+        <w:t xml:space="preserve">concepts without devices: Unplugged</w:t>
+      </w:r>
+      <w:r>
+        <w:t xml:space="preserve"> </w:t>
+      </w:r>
+      <w:r>
+        <w:t xml:space="preserve">AI</w:t>
+      </w:r>
+      <w:r>
+        <w:t xml:space="preserve"> </w:t>
+      </w:r>
+      <w:r>
+        <w:t xml:space="preserve">literacy practice in the classroom.</w:t>
+      </w:r>
+      <w:r>
+        <w:t xml:space="preserve"> </w:t>
+      </w:r>
+      <w:r>
+        <w:rPr>
+          <w:i/>
+          <w:iCs/>
+        </w:rPr>
+        <w:t xml:space="preserve">Proceedings of AIE Symposium 1, Understanding AI in the Classroom: Pupil Perspectives and Practice</w:t>
+      </w:r>
+      <w:r>
+        <w:t xml:space="preserve">.</w:t>
+      </w:r>
+      <w:r>
+        <w:t xml:space="preserve"> </w:t>
+      </w:r>
+      <w:hyperlink r:id="rId148">
+        <w:r>
+          <w:rPr>
+            <w:rStyle w:val="Hyperlink"/>
+          </w:rPr>
+          <w:t xml:space="preserve">https://doi.org/10.67388/sym.0004</w:t>
+        </w:r>
+      </w:hyperlink>
+    </w:p>
+    <w:bookmarkEnd w:id="149"/>
+    <w:bookmarkStart w:id="151" w:name="ref-revtab55"/>
+    <w:p>
+      <w:pPr>
+        <w:pStyle w:val="Bibliography"/>
+        <w:spacing w:line="480" w:lineRule="auto" w:after="0"/>
+        <w:ind w:left="709" w:hanging="709"/>
+        <w:jc w:val="left"/>
+      </w:pPr>
+      <w:r>
+        <w:t xml:space="preserve">Santiago, J. Ma., Parayno, R. L., Deja, J. A., &amp; Samson, B. P. V. (2023).</w:t>
+      </w:r>
+      <w:r>
+        <w:t xml:space="preserve"> </w:t>
+      </w:r>
+      <w:r>
+        <w:rPr>
+          <w:i/>
+          <w:iCs/>
+        </w:rPr>
+        <w:t xml:space="preserve">Rolling the dice: Imagining generative</w:t>
+      </w:r>
+      <w:r>
+        <w:rPr>
+          <w:i/>
+          <w:iCs/>
+        </w:rPr>
+        <w:t xml:space="preserve"> </w:t>
+      </w:r>
+      <w:r>
+        <w:rPr>
+          <w:i/>
+          <w:iCs/>
+        </w:rPr>
+        <w:t xml:space="preserve">AI</w:t>
+      </w:r>
+      <w:r>
+        <w:rPr>
+          <w:i/>
+          <w:iCs/>
+        </w:rPr>
+        <w:t xml:space="preserve"> </w:t>
+      </w:r>
+      <w:r>
+        <w:rPr>
+          <w:i/>
+          <w:iCs/>
+        </w:rPr>
+        <w:t xml:space="preserve">as a dungeons &amp;amp; dragons storytelling companion</w:t>
+      </w:r>
+      <w:r>
+        <w:t xml:space="preserve">. arXiv preprint.</w:t>
+      </w:r>
+      <w:r>
+        <w:t xml:space="preserve"> </w:t>
+      </w:r>
+      <w:hyperlink r:id="rId150">
+        <w:r>
+          <w:rPr>
+            <w:rStyle w:val="Hyperlink"/>
+          </w:rPr>
+          <w:t xml:space="preserve">https://arxiv.org/abs/2304.01860</w:t>
+        </w:r>
+      </w:hyperlink>
+    </w:p>
+    <w:bookmarkEnd w:id="151"/>
+    <w:bookmarkStart w:id="153" w:name="ref-schelling1971"/>
+    <w:p>
+      <w:pPr>
+        <w:pStyle w:val="Bibliography"/>
+        <w:spacing w:line="480" w:lineRule="auto" w:after="0"/>
+        <w:ind w:left="709" w:hanging="709"/>
+        <w:jc w:val="left"/>
+      </w:pPr>
+      <w:r>
         <w:t xml:space="preserve">Schelling, T. C. (1971). Dynamic models of segregation†.</w:t>
       </w:r>
       <w:r>
@@ -5442,7 +7028,7 @@
       <w:r>
         <w:t xml:space="preserve"> </w:t>
       </w:r>
-      <w:hyperlink r:id="rId109">
+      <w:hyperlink r:id="rId152">
         <w:r>
           <w:rPr>
             <w:rStyle w:val="Hyperlink"/>
@@ -5451,8 +7037,8 @@
         </w:r>
       </w:hyperlink>
     </w:p>
-    <w:bookmarkEnd w:id="110"/>
-    <w:bookmarkStart w:id="112" w:name="ref-tarjan1972"/>
+    <w:bookmarkEnd w:id="153"/>
+    <w:bookmarkStart w:id="155" w:name="ref-revtab01"/>
     <w:p>
       <w:pPr>
         <w:pStyle w:val="Bibliography"/>
@@ -5461,6 +7047,106 @@
         <w:jc w:val="left"/>
       </w:pPr>
       <w:r>
+        <w:t xml:space="preserve">Tan, H. S., Tan, H. Y. J., &amp; Hew, S. H. (2026a). Board game experiential learning for media and information literacy: Teachers’ and facilitators’ perspectives in contemporary information environments.</w:t>
+      </w:r>
+      <w:r>
+        <w:t xml:space="preserve"> </w:t>
+      </w:r>
+      <w:r>
+        <w:rPr>
+          <w:i/>
+          <w:iCs/>
+        </w:rPr>
+        <w:t xml:space="preserve">Social Sciences</w:t>
+      </w:r>
+      <w:r>
+        <w:t xml:space="preserve">,</w:t>
+      </w:r>
+      <w:r>
+        <w:t xml:space="preserve"> </w:t>
+      </w:r>
+      <w:r>
+        <w:rPr>
+          <w:i/>
+          <w:iCs/>
+        </w:rPr>
+        <w:t xml:space="preserve">15</w:t>
+      </w:r>
+      <w:r>
+        <w:t xml:space="preserve">(7), 467.</w:t>
+      </w:r>
+      <w:r>
+        <w:t xml:space="preserve"> </w:t>
+      </w:r>
+      <w:hyperlink r:id="rId154">
+        <w:r>
+          <w:rPr>
+            <w:rStyle w:val="Hyperlink"/>
+          </w:rPr>
+          <w:t xml:space="preserve">https://doi.org/10.3390/socsci15070467</w:t>
+        </w:r>
+      </w:hyperlink>
+    </w:p>
+    <w:bookmarkEnd w:id="155"/>
+    <w:bookmarkStart w:id="157" w:name="ref-revtab02"/>
+    <w:p>
+      <w:pPr>
+        <w:pStyle w:val="Bibliography"/>
+        <w:spacing w:line="480" w:lineRule="auto" w:after="0"/>
+        <w:ind w:left="709" w:hanging="709"/>
+        <w:jc w:val="left"/>
+      </w:pPr>
+      <w:r>
+        <w:t xml:space="preserve">Tan, H. S., Tan, H. Y. J., &amp; Hew, S. H. (2026b). Board game-based experiential learning as a sustainable innovation for media and information literacy.</w:t>
+      </w:r>
+      <w:r>
+        <w:t xml:space="preserve"> </w:t>
+      </w:r>
+      <w:r>
+        <w:rPr>
+          <w:i/>
+          <w:iCs/>
+        </w:rPr>
+        <w:t xml:space="preserve">International Journal of Creative Multimedia</w:t>
+      </w:r>
+      <w:r>
+        <w:t xml:space="preserve">,</w:t>
+      </w:r>
+      <w:r>
+        <w:t xml:space="preserve"> </w:t>
+      </w:r>
+      <w:r>
+        <w:rPr>
+          <w:i/>
+          <w:iCs/>
+        </w:rPr>
+        <w:t xml:space="preserve">7</w:t>
+      </w:r>
+      <w:r>
+        <w:t xml:space="preserve">(1), 302.</w:t>
+      </w:r>
+      <w:r>
+        <w:t xml:space="preserve"> </w:t>
+      </w:r>
+      <w:hyperlink r:id="rId156">
+        <w:r>
+          <w:rPr>
+            <w:rStyle w:val="Hyperlink"/>
+          </w:rPr>
+          <w:t xml:space="preserve">https://doi.org/10.33093/ijcm.2026.7.1.16</w:t>
+        </w:r>
+      </w:hyperlink>
+    </w:p>
+    <w:bookmarkEnd w:id="157"/>
+    <w:bookmarkStart w:id="159" w:name="ref-tarjan1972"/>
+    <w:p>
+      <w:pPr>
+        <w:pStyle w:val="Bibliography"/>
+        <w:spacing w:line="480" w:lineRule="auto" w:after="0"/>
+        <w:ind w:left="709" w:hanging="709"/>
+        <w:jc w:val="left"/>
+      </w:pPr>
+      <w:r>
         <w:t xml:space="preserve">Tarjan, R. (1972). Depth-first search and linear graph algorithms.</w:t>
       </w:r>
       <w:r>
@@ -5492,7 +7178,7 @@
       <w:r>
         <w:t xml:space="preserve"> </w:t>
       </w:r>
-      <w:hyperlink r:id="rId111">
+      <w:hyperlink r:id="rId158">
         <w:r>
           <w:rPr>
             <w:rStyle w:val="Hyperlink"/>
@@ -5501,8 +7187,8 @@
         </w:r>
       </w:hyperlink>
     </w:p>
-    <w:bookmarkEnd w:id="112"/>
-    <w:bookmarkStart w:id="114" w:name="ref-trabasso1985"/>
+    <w:bookmarkEnd w:id="159"/>
+    <w:bookmarkStart w:id="161" w:name="ref-trabasso1985"/>
     <w:p>
       <w:pPr>
         <w:pStyle w:val="Bibliography"/>
@@ -5542,7 +7228,7 @@
       <w:r>
         <w:t xml:space="preserve"> </w:t>
       </w:r>
-      <w:hyperlink r:id="rId113">
+      <w:hyperlink r:id="rId160">
         <w:r>
           <w:rPr>
             <w:rStyle w:val="Hyperlink"/>
@@ -5551,8 +7237,8 @@
         </w:r>
       </w:hyperlink>
     </w:p>
-    <w:bookmarkEnd w:id="114"/>
-    <w:bookmarkStart w:id="116" w:name="ref-unesco2024"/>
+    <w:bookmarkEnd w:id="161"/>
+    <w:bookmarkStart w:id="163" w:name="ref-revtab52"/>
     <w:p>
       <w:pPr>
         <w:pStyle w:val="Bibliography"/>
@@ -5561,6 +7247,55 @@
         <w:jc w:val="left"/>
       </w:pPr>
       <w:r>
+        <w:t xml:space="preserve">Triyason, T. (2023). Exploring the potential of</w:t>
+      </w:r>
+      <w:r>
+        <w:t xml:space="preserve"> </w:t>
+      </w:r>
+      <w:r>
+        <w:t xml:space="preserve">ChatGPT</w:t>
+      </w:r>
+      <w:r>
+        <w:t xml:space="preserve"> </w:t>
+      </w:r>
+      <w:r>
+        <w:t xml:space="preserve">as a dungeon master in dungeons &amp;amp; dragons tabletop game.</w:t>
+      </w:r>
+      <w:r>
+        <w:t xml:space="preserve"> </w:t>
+      </w:r>
+      <w:r>
+        <w:rPr>
+          <w:i/>
+          <w:iCs/>
+        </w:rPr>
+        <w:t xml:space="preserve">Proceedings of the 13th International Conference on Advances in Information Technology</w:t>
+      </w:r>
+      <w:r>
+        <w:t xml:space="preserve">, 1–6.</w:t>
+      </w:r>
+      <w:r>
+        <w:t xml:space="preserve"> </w:t>
+      </w:r>
+      <w:hyperlink r:id="rId162">
+        <w:r>
+          <w:rPr>
+            <w:rStyle w:val="Hyperlink"/>
+          </w:rPr>
+          <w:t xml:space="preserve">https://doi.org/10.1145/3628454.3628457</w:t>
+        </w:r>
+      </w:hyperlink>
+    </w:p>
+    <w:bookmarkEnd w:id="163"/>
+    <w:bookmarkStart w:id="165" w:name="ref-unesco2024"/>
+    <w:p>
+      <w:pPr>
+        <w:pStyle w:val="Bibliography"/>
+        <w:spacing w:line="480" w:lineRule="auto" w:after="0"/>
+        <w:ind w:left="709" w:hanging="709"/>
+        <w:jc w:val="left"/>
+      </w:pPr>
+      <w:r>
         <w:t xml:space="preserve">UNESCO. (2024).</w:t>
       </w:r>
       <w:r>
@@ -5593,7 +7328,7 @@
       <w:r>
         <w:t xml:space="preserve"> </w:t>
       </w:r>
-      <w:hyperlink r:id="rId115">
+      <w:hyperlink r:id="rId164">
         <w:r>
           <w:rPr>
             <w:rStyle w:val="Hyperlink"/>
@@ -5602,8 +7337,8 @@
         </w:r>
       </w:hyperlink>
     </w:p>
-    <w:bookmarkEnd w:id="116"/>
-    <w:bookmarkStart w:id="117" w:name="ref-wardle2017"/>
+    <w:bookmarkEnd w:id="165"/>
+    <w:bookmarkStart w:id="167" w:name="ref-revtab07"/>
     <w:p>
       <w:pPr>
         <w:pStyle w:val="Bibliography"/>
@@ -5612,27 +7347,72 @@
         <w:jc w:val="left"/>
       </w:pPr>
       <w:r>
-        <w:t xml:space="preserve">Wardle, C., &amp; Derakhshan, H. (2017).</w:t>
-      </w:r>
-      <w:r>
-        <w:t xml:space="preserve"> </w:t>
-      </w:r>
-      <w:r>
-        <w:rPr>
-          <w:i/>
-          <w:iCs/>
-        </w:rPr>
-        <w:t xml:space="preserve">Information disorder: Toward an interdisciplinary framework for research and policy making</w:t>
-      </w:r>
-      <w:r>
-        <w:t xml:space="preserve"> </w:t>
-      </w:r>
-      <w:r>
-        <w:t xml:space="preserve">(DGI(2017)09). Council of Europe.</w:t>
-      </w:r>
-    </w:p>
-    <w:bookmarkEnd w:id="117"/>
-    <w:bookmarkStart w:id="119" w:name="ref-wolfram1984"/>
+        <w:t xml:space="preserve">Vandenberg, J., Goslen, A., Aguiar, C., Min, W., Cateté, V., &amp; Mott, B. (2026). From embeddings to chatbots: Playful</w:t>
+      </w:r>
+      <w:r>
+        <w:t xml:space="preserve"> </w:t>
+      </w:r>
+      <w:r>
+        <w:t xml:space="preserve">NLP</w:t>
+      </w:r>
+      <w:r>
+        <w:t xml:space="preserve"> </w:t>
+      </w:r>
+      <w:r>
+        <w:t xml:space="preserve">activities for middle school</w:t>
+      </w:r>
+      <w:r>
+        <w:t xml:space="preserve"> </w:t>
+      </w:r>
+      <w:r>
+        <w:t xml:space="preserve">AI</w:t>
+      </w:r>
+      <w:r>
+        <w:t xml:space="preserve"> </w:t>
+      </w:r>
+      <w:r>
+        <w:t xml:space="preserve">literacy.</w:t>
+      </w:r>
+      <w:r>
+        <w:t xml:space="preserve"> </w:t>
+      </w:r>
+      <w:r>
+        <w:rPr>
+          <w:i/>
+          <w:iCs/>
+        </w:rPr>
+        <w:t xml:space="preserve">Proceedings of the AAAI Conference on Artificial Intelligence</w:t>
+      </w:r>
+      <w:r>
+        <w:t xml:space="preserve">,</w:t>
+      </w:r>
+      <w:r>
+        <w:t xml:space="preserve"> </w:t>
+      </w:r>
+      <w:r>
+        <w:rPr>
+          <w:i/>
+          <w:iCs/>
+        </w:rPr>
+        <w:t xml:space="preserve">40</w:t>
+      </w:r>
+      <w:r>
+        <w:t xml:space="preserve">(47), 40804–40812.</w:t>
+      </w:r>
+      <w:r>
+        <w:t xml:space="preserve"> </w:t>
+      </w:r>
+      <w:hyperlink r:id="rId166">
+        <w:r>
+          <w:rPr>
+            <w:rStyle w:val="Hyperlink"/>
+          </w:rPr>
+          <w:t xml:space="preserve">https://doi.org/10.1609/aaai.v40i47.41530</w:t>
+        </w:r>
+      </w:hyperlink>
+    </w:p>
+    <w:bookmarkEnd w:id="167"/>
+    <w:bookmarkStart w:id="168" w:name="ref-wardle2017"/>
     <w:p>
       <w:pPr>
         <w:pStyle w:val="Bibliography"/>
@@ -5641,6 +7421,35 @@
         <w:jc w:val="left"/>
       </w:pPr>
       <w:r>
+        <w:t xml:space="preserve">Wardle, C., &amp; Derakhshan, H. (2017).</w:t>
+      </w:r>
+      <w:r>
+        <w:t xml:space="preserve"> </w:t>
+      </w:r>
+      <w:r>
+        <w:rPr>
+          <w:i/>
+          <w:iCs/>
+        </w:rPr>
+        <w:t xml:space="preserve">Information disorder: Toward an interdisciplinary framework for research and policy making</w:t>
+      </w:r>
+      <w:r>
+        <w:t xml:space="preserve"> </w:t>
+      </w:r>
+      <w:r>
+        <w:t xml:space="preserve">(DGI(2017)09). Council of Europe.</w:t>
+      </w:r>
+    </w:p>
+    <w:bookmarkEnd w:id="168"/>
+    <w:bookmarkStart w:id="170" w:name="ref-wolfram1984"/>
+    <w:p>
+      <w:pPr>
+        <w:pStyle w:val="Bibliography"/>
+        <w:spacing w:line="480" w:lineRule="auto" w:after="0"/>
+        <w:ind w:left="709" w:hanging="709"/>
+        <w:jc w:val="left"/>
+      </w:pPr>
+      <w:r>
         <w:t xml:space="preserve">Wolfram, S. (1984). Cellular automata as models of complexity.</w:t>
       </w:r>
       <w:r>
@@ -5672,7 +7481,7 @@
       <w:r>
         <w:t xml:space="preserve"> </w:t>
       </w:r>
-      <w:hyperlink r:id="rId118">
+      <w:hyperlink r:id="rId169">
         <w:r>
           <w:rPr>
             <w:rStyle w:val="Hyperlink"/>
@@ -5681,8 +7490,8 @@
         </w:r>
       </w:hyperlink>
     </w:p>
-    <w:bookmarkEnd w:id="119"/>
-    <w:bookmarkStart w:id="120" w:name="ref-woods2012"/>
+    <w:bookmarkEnd w:id="170"/>
+    <w:bookmarkStart w:id="171" w:name="ref-woods2012"/>
     <w:p>
       <w:pPr>
         <w:pStyle w:val="Bibliography"/>
@@ -5707,8 +7516,8 @@
         <w:t xml:space="preserve">. McFarland.</w:t>
       </w:r>
     </w:p>
-    <w:bookmarkEnd w:id="120"/>
-    <w:bookmarkStart w:id="122" w:name="ref-xu2025"/>
+    <w:bookmarkEnd w:id="171"/>
+    <w:bookmarkStart w:id="173" w:name="ref-revtab42"/>
     <w:p>
       <w:pPr>
         <w:pStyle w:val="Bibliography"/>
@@ -5717,6 +7526,101 @@
         <w:jc w:val="left"/>
       </w:pPr>
       <w:r>
+        <w:t xml:space="preserve">XIE, J., LI, X., HASEGAWA, K., LIU, Z., &amp; REICHERT, F. (2024). Designing an educational game for facilitating development of media and information literacy.</w:t>
+      </w:r>
+      <w:r>
+        <w:t xml:space="preserve"> </w:t>
+      </w:r>
+      <w:r>
+        <w:rPr>
+          <w:i/>
+          <w:iCs/>
+        </w:rPr>
+        <w:t xml:space="preserve">International Conference on Computers in Education</w:t>
+      </w:r>
+      <w:r>
+        <w:t xml:space="preserve">.</w:t>
+      </w:r>
+      <w:r>
+        <w:t xml:space="preserve"> </w:t>
+      </w:r>
+      <w:hyperlink r:id="rId172">
+        <w:r>
+          <w:rPr>
+            <w:rStyle w:val="Hyperlink"/>
+          </w:rPr>
+          <w:t xml:space="preserve">https://doi.org/10.58459/icce.2024.4898</w:t>
+        </w:r>
+      </w:hyperlink>
+    </w:p>
+    <w:bookmarkEnd w:id="173"/>
+    <w:bookmarkStart w:id="175" w:name="ref-revtab21"/>
+    <w:p>
+      <w:pPr>
+        <w:pStyle w:val="Bibliography"/>
+        <w:spacing w:line="480" w:lineRule="auto" w:after="0"/>
+        <w:ind w:left="709" w:hanging="709"/>
+        <w:jc w:val="left"/>
+      </w:pPr>
+      <w:r>
+        <w:t xml:space="preserve">Xin, T., &amp; Kimiya, F. (2025).</w:t>
+      </w:r>
+      <w:r>
+        <w:t xml:space="preserve"> </w:t>
+      </w:r>
+      <w:r>
+        <w:t xml:space="preserve">AI</w:t>
+      </w:r>
+      <w:r>
+        <w:t xml:space="preserve"> </w:t>
+      </w:r>
+      <w:r>
+        <w:t xml:space="preserve">to replace players who temporarily leave the table in online tabletop</w:t>
+      </w:r>
+      <w:r>
+        <w:t xml:space="preserve"> </w:t>
+      </w:r>
+      <w:r>
+        <w:t xml:space="preserve">RPGs</w:t>
+      </w:r>
+      <w:r>
+        <w:t xml:space="preserve">.</w:t>
+      </w:r>
+      <w:r>
+        <w:t xml:space="preserve"> </w:t>
+      </w:r>
+      <w:r>
+        <w:rPr>
+          <w:i/>
+          <w:iCs/>
+        </w:rPr>
+        <w:t xml:space="preserve">2025 IEEE Cyber Science and Technology Congress (CyberSciTech)</w:t>
+      </w:r>
+      <w:r>
+        <w:t xml:space="preserve">, 749–753.</w:t>
+      </w:r>
+      <w:r>
+        <w:t xml:space="preserve"> </w:t>
+      </w:r>
+      <w:hyperlink r:id="rId174">
+        <w:r>
+          <w:rPr>
+            <w:rStyle w:val="Hyperlink"/>
+          </w:rPr>
+          <w:t xml:space="preserve">https://doi.org/10.1109/cyberscitech68397.2025.00113</w:t>
+        </w:r>
+      </w:hyperlink>
+    </w:p>
+    <w:bookmarkEnd w:id="175"/>
+    <w:bookmarkStart w:id="177" w:name="ref-xu2025"/>
+    <w:p>
+      <w:pPr>
+        <w:pStyle w:val="Bibliography"/>
+        <w:spacing w:line="480" w:lineRule="auto" w:after="0"/>
+        <w:ind w:left="709" w:hanging="709"/>
+        <w:jc w:val="left"/>
+      </w:pPr>
+      <w:r>
         <w:t xml:space="preserve">Xu, W., Jojic, N., Rao, S., Brockett, C., &amp; Dolan, B. (2025). Echoes in</w:t>
       </w:r>
       <w:r>
@@ -5769,7 +7673,7 @@
       <w:r>
         <w:t xml:space="preserve"> </w:t>
       </w:r>
-      <w:hyperlink r:id="rId121">
+      <w:hyperlink r:id="rId176">
         <w:r>
           <w:rPr>
             <w:rStyle w:val="Hyperlink"/>
@@ -5778,9 +7682,124 @@
         </w:r>
       </w:hyperlink>
     </w:p>
-    <w:bookmarkEnd w:id="122"/>
-    <w:bookmarkEnd w:id="123"/>
-    <w:bookmarkEnd w:id="124"/>
+    <w:bookmarkEnd w:id="177"/>
+    <w:bookmarkStart w:id="179" w:name="ref-revtab06"/>
+    <w:p>
+      <w:pPr>
+        <w:pStyle w:val="Bibliography"/>
+        <w:spacing w:line="480" w:lineRule="auto" w:after="0"/>
+        <w:ind w:left="709" w:hanging="709"/>
+        <w:jc w:val="left"/>
+      </w:pPr>
+      <w:r>
+        <w:t xml:space="preserve">Zhang, C., Zeng, X., Zhang, J., Wen, R., Siu, V., Allen, R. W., &amp; LC, R. (2026).</w:t>
+      </w:r>
+      <w:r>
+        <w:t xml:space="preserve"> </w:t>
+      </w:r>
+      <w:r>
+        <w:rPr>
+          <w:i/>
+          <w:iCs/>
+        </w:rPr>
+        <w:t xml:space="preserve">FIERO</w:t>
+      </w:r>
+      <w:r>
+        <w:rPr>
+          <w:i/>
+          <w:iCs/>
+        </w:rPr>
+        <w:t xml:space="preserve">: Empowering creative writing through collaborative game play</w:t>
+      </w:r>
+      <w:r>
+        <w:t xml:space="preserve">. arXiv preprint.</w:t>
+      </w:r>
+      <w:r>
+        <w:t xml:space="preserve"> </w:t>
+      </w:r>
+      <w:hyperlink r:id="rId178">
+        <w:r>
+          <w:rPr>
+            <w:rStyle w:val="Hyperlink"/>
+          </w:rPr>
+          <w:t xml:space="preserve">https://arxiv.org/abs/2607.11837</w:t>
+        </w:r>
+      </w:hyperlink>
+    </w:p>
+    <w:bookmarkEnd w:id="179"/>
+    <w:bookmarkStart w:id="181" w:name="ref-revtab49"/>
+    <w:p>
+      <w:pPr>
+        <w:pStyle w:val="Bibliography"/>
+        <w:spacing w:line="480" w:lineRule="auto" w:after="0"/>
+        <w:ind w:left="709" w:hanging="709"/>
+        <w:jc w:val="left"/>
+      </w:pPr>
+      <w:r>
+        <w:t xml:space="preserve">Zhu, A., Martin, L., Head, A., &amp; Callison-Burch, C. (2023).</w:t>
+      </w:r>
+      <w:r>
+        <w:t xml:space="preserve"> </w:t>
+      </w:r>
+      <w:r>
+        <w:t xml:space="preserve">CALYPSO</w:t>
+      </w:r>
+      <w:r>
+        <w:t xml:space="preserve">:</w:t>
+      </w:r>
+      <w:r>
+        <w:t xml:space="preserve"> </w:t>
+      </w:r>
+      <w:r>
+        <w:t xml:space="preserve">LLMs</w:t>
+      </w:r>
+      <w:r>
+        <w:t xml:space="preserve"> </w:t>
+      </w:r>
+      <w:r>
+        <w:t xml:space="preserve">as dungeon master’s assistants.</w:t>
+      </w:r>
+      <w:r>
+        <w:t xml:space="preserve"> </w:t>
+      </w:r>
+      <w:r>
+        <w:rPr>
+          <w:i/>
+          <w:iCs/>
+        </w:rPr>
+        <w:t xml:space="preserve">Proceedings of the AAAI Conference on Artificial Intelligence and Interactive Digital Entertainment</w:t>
+      </w:r>
+      <w:r>
+        <w:t xml:space="preserve">,</w:t>
+      </w:r>
+      <w:r>
+        <w:t xml:space="preserve"> </w:t>
+      </w:r>
+      <w:r>
+        <w:rPr>
+          <w:i/>
+          <w:iCs/>
+        </w:rPr>
+        <w:t xml:space="preserve">19</w:t>
+      </w:r>
+      <w:r>
+        <w:t xml:space="preserve">(1), 380–390.</w:t>
+      </w:r>
+      <w:r>
+        <w:t xml:space="preserve"> </w:t>
+      </w:r>
+      <w:hyperlink r:id="rId180">
+        <w:r>
+          <w:rPr>
+            <w:rStyle w:val="Hyperlink"/>
+          </w:rPr>
+          <w:t xml:space="preserve">https://doi.org/10.1609/aiide.v19i1.27534</w:t>
+        </w:r>
+      </w:hyperlink>
+    </w:p>
+    <w:bookmarkEnd w:id="181"/>
+    <w:bookmarkEnd w:id="182"/>
+    <w:bookmarkEnd w:id="183"/>
     <w:sectPr>
       <w:headerReference w:type="default" r:id="rId9"/>
       <w:pgSz w:w="11906" w:h="16838"/>
